--- a/docs/USER_GUIDE.docx
+++ b/docs/USER_GUIDE.docx
@@ -15,7 +15,7 @@
           <w:sz w:val="56"/>
           <w:szCs w:val="56"/>
         </w:rPr>
-        <w:t xml:space="preserve">연차관리 플랫폼</w:t>
+        <w:t xml:space="preserve">일정 공유 플랫폼</w:t>
       </w:r>
     </w:p>
     <w:p>
@@ -38,7 +38,7 @@
         <w:spacing w:after="400"/>
         <w:jc w:val="center"/>
       </w:pPr>
-      <w:hyperlink w:history="1" r:id="rIdfjmtjuis_giwpnhes3ral">
+      <w:hyperlink w:history="1" r:id="rIdxkmbx_xjwf9xigvfpoclw">
         <w:r>
           <w:rPr>
             <w:rStyle w:val="Hyperlink"/>
@@ -76,7 +76,7 @@
           <w:iCs/>
           <w:color w:val="334155"/>
         </w:rPr>
-        <w:t xml:space="preserve">휴가 승인은 기존대로 Teams(AR)에서 진행합니다. 이 도구는 승인된 휴가를 등록해 현황을 공유·확인하는 용도입니다. / Leave approval stays in Teams (AR); this tool logs approved leave for shared visibility. / Việc phê duyệt vẫn thực hiện trên Teams (AR); công cụ này để ghi nhận và xem lịch nghỉ đã duyệt.</w:t>
+        <w:t xml:space="preserve">휴가 등 승인이 필요한 건은 기존대로 Teams(AR)에서 진행합니다. 이 도구는 각자의 일정을 등록해 팀 전체가 공유·확인하는 용도입니다. / Approvals stay in Teams (AR); this tool shares everyone's schedule in one place. / Việc phê duyệt vẫn thực hiện trên Teams (AR); công cụ này để cả nhóm cùng xem lịch của nhau.</w:t>
       </w:r>
     </w:p>
     <w:p>
@@ -90,7 +90,7 @@
           <w:sz w:val="20"/>
           <w:szCs w:val="20"/>
         </w:rPr>
-        <w:t xml:space="preserve">버전 / Version 2026-07</w:t>
+        <w:t xml:space="preserve">버전 / Version 2026-07 (v0.3)</w:t>
       </w:r>
     </w:p>
     <w:p>
@@ -137,7 +137,7 @@
         <w:spacing w:after="60"/>
       </w:pPr>
       <w:r>
-        <w:t xml:space="preserve">PC·모바일 모두 사용 가능.</w:t>
+        <w:t xml:space="preserve">PC·모바일 모두 사용 가능. 모든 구성원이 같은 데이터를 실시간으로 봅니다.</w:t>
       </w:r>
     </w:p>
     <w:p>
@@ -179,7 +179,588 @@
         <w:pStyle w:val="Heading2"/>
       </w:pPr>
       <w:r>
-        <w:t xml:space="preserve">3. 화면 소개</w:t>
+        <w:t xml:space="preserve">3. 일정 유형 (색상)</w:t>
+      </w:r>
+    </w:p>
+    <w:tbl>
+      <w:tblPr>
+        <w:tblW w:type="dxa" w:w="9360"/>
+        <w:tblBorders>
+          <w:top w:val="single" w:color="auto" w:sz="4"/>
+          <w:left w:val="single" w:color="auto" w:sz="4"/>
+          <w:bottom w:val="single" w:color="auto" w:sz="4"/>
+          <w:right w:val="single" w:color="auto" w:sz="4"/>
+          <w:insideH w:val="single" w:color="auto" w:sz="4"/>
+          <w:insideV w:val="single" w:color="auto" w:sz="4"/>
+        </w:tblBorders>
+      </w:tblPr>
+      <w:tblGrid>
+        <w:gridCol w:w="1400"/>
+        <w:gridCol w:w="3200"/>
+        <w:gridCol w:w="4760"/>
+      </w:tblGrid>
+      <w:tr>
+        <w:trPr>
+          <w:tblHeader/>
+        </w:trPr>
+        <w:tc>
+          <w:tcPr>
+            <w:tcW w:type="dxa" w:w="1400"/>
+            <w:tcBorders>
+              <w:top w:val="single" w:color="CBD5E1" w:sz="1"/>
+              <w:left w:val="single" w:color="CBD5E1" w:sz="1"/>
+              <w:bottom w:val="single" w:color="CBD5E1" w:sz="1"/>
+              <w:right w:val="single" w:color="CBD5E1" w:sz="1"/>
+            </w:tcBorders>
+            <w:shd w:fill="4F46E5" w:val="clear"/>
+            <w:tcMar>
+              <w:top w:type="dxa" w:w="60"/>
+              <w:left w:type="dxa" w:w="120"/>
+              <w:bottom w:type="dxa" w:w="60"/>
+              <w:right w:type="dxa" w:w="120"/>
+            </w:tcMar>
+          </w:tcPr>
+          <w:p>
+            <w:r>
+              <w:rPr>
+                <w:b/>
+                <w:bCs/>
+                <w:color w:val="FFFFFF"/>
+                <w:sz w:val="20"/>
+                <w:szCs w:val="20"/>
+              </w:rPr>
+              <w:t xml:space="preserve">색</w:t>
+            </w:r>
+          </w:p>
+        </w:tc>
+        <w:tc>
+          <w:tcPr>
+            <w:tcW w:type="dxa" w:w="3200"/>
+            <w:tcBorders>
+              <w:top w:val="single" w:color="CBD5E1" w:sz="1"/>
+              <w:left w:val="single" w:color="CBD5E1" w:sz="1"/>
+              <w:bottom w:val="single" w:color="CBD5E1" w:sz="1"/>
+              <w:right w:val="single" w:color="CBD5E1" w:sz="1"/>
+            </w:tcBorders>
+            <w:shd w:fill="4F46E5" w:val="clear"/>
+            <w:tcMar>
+              <w:top w:type="dxa" w:w="60"/>
+              <w:left w:type="dxa" w:w="120"/>
+              <w:bottom w:type="dxa" w:w="60"/>
+              <w:right w:type="dxa" w:w="120"/>
+            </w:tcMar>
+          </w:tcPr>
+          <w:p>
+            <w:r>
+              <w:rPr>
+                <w:b/>
+                <w:bCs/>
+                <w:color w:val="FFFFFF"/>
+                <w:sz w:val="20"/>
+                <w:szCs w:val="20"/>
+              </w:rPr>
+              <w:t xml:space="preserve">유형</w:t>
+            </w:r>
+          </w:p>
+        </w:tc>
+        <w:tc>
+          <w:tcPr>
+            <w:tcW w:type="dxa" w:w="4760"/>
+            <w:tcBorders>
+              <w:top w:val="single" w:color="CBD5E1" w:sz="1"/>
+              <w:left w:val="single" w:color="CBD5E1" w:sz="1"/>
+              <w:bottom w:val="single" w:color="CBD5E1" w:sz="1"/>
+              <w:right w:val="single" w:color="CBD5E1" w:sz="1"/>
+            </w:tcBorders>
+            <w:shd w:fill="4F46E5" w:val="clear"/>
+            <w:tcMar>
+              <w:top w:type="dxa" w:w="60"/>
+              <w:left w:type="dxa" w:w="120"/>
+              <w:bottom w:type="dxa" w:w="60"/>
+              <w:right w:type="dxa" w:w="120"/>
+            </w:tcMar>
+          </w:tcPr>
+          <w:p>
+            <w:r>
+              <w:rPr>
+                <w:b/>
+                <w:bCs/>
+                <w:color w:val="FFFFFF"/>
+                <w:sz w:val="20"/>
+                <w:szCs w:val="20"/>
+              </w:rPr>
+              <w:t xml:space="preserve">예시</w:t>
+            </w:r>
+          </w:p>
+        </w:tc>
+      </w:tr>
+      <w:tr>
+        <w:tc>
+          <w:tcPr>
+            <w:tcW w:type="dxa" w:w="1400"/>
+            <w:tcBorders>
+              <w:top w:val="single" w:color="CBD5E1" w:sz="1"/>
+              <w:left w:val="single" w:color="CBD5E1" w:sz="1"/>
+              <w:bottom w:val="single" w:color="CBD5E1" w:sz="1"/>
+              <w:right w:val="single" w:color="CBD5E1" w:sz="1"/>
+            </w:tcBorders>
+            <w:shd w:fill="FFFFFF" w:val="clear"/>
+            <w:tcMar>
+              <w:top w:type="dxa" w:w="60"/>
+              <w:left w:type="dxa" w:w="120"/>
+              <w:bottom w:type="dxa" w:w="60"/>
+              <w:right w:type="dxa" w:w="120"/>
+            </w:tcMar>
+          </w:tcPr>
+          <w:p>
+            <w:r>
+              <w:rPr>
+                <w:b/>
+                <w:bCs/>
+                <w:color w:val="16A34A"/>
+                <w:sz w:val="20"/>
+                <w:szCs w:val="20"/>
+              </w:rPr>
+              <w:t xml:space="preserve">● 초록</w:t>
+            </w:r>
+          </w:p>
+        </w:tc>
+        <w:tc>
+          <w:tcPr>
+            <w:tcW w:type="dxa" w:w="3200"/>
+            <w:tcBorders>
+              <w:top w:val="single" w:color="CBD5E1" w:sz="1"/>
+              <w:left w:val="single" w:color="CBD5E1" w:sz="1"/>
+              <w:bottom w:val="single" w:color="CBD5E1" w:sz="1"/>
+              <w:right w:val="single" w:color="CBD5E1" w:sz="1"/>
+            </w:tcBorders>
+            <w:shd w:fill="FFFFFF" w:val="clear"/>
+            <w:tcMar>
+              <w:top w:type="dxa" w:w="60"/>
+              <w:left w:type="dxa" w:w="120"/>
+              <w:bottom w:type="dxa" w:w="60"/>
+              <w:right w:type="dxa" w:w="120"/>
+            </w:tcMar>
+          </w:tcPr>
+          <w:p>
+            <w:r>
+              <w:rPr>
+                <w:b/>
+                <w:bCs/>
+                <w:color w:val="16A34A"/>
+                <w:sz w:val="20"/>
+                <w:szCs w:val="20"/>
+              </w:rPr>
+              <w:t xml:space="preserve">박람회/세일즈콜</w:t>
+            </w:r>
+          </w:p>
+        </w:tc>
+        <w:tc>
+          <w:tcPr>
+            <w:tcW w:type="dxa" w:w="4760"/>
+            <w:tcBorders>
+              <w:top w:val="single" w:color="CBD5E1" w:sz="1"/>
+              <w:left w:val="single" w:color="CBD5E1" w:sz="1"/>
+              <w:bottom w:val="single" w:color="CBD5E1" w:sz="1"/>
+              <w:right w:val="single" w:color="CBD5E1" w:sz="1"/>
+            </w:tcBorders>
+            <w:shd w:fill="FFFFFF" w:val="clear"/>
+            <w:tcMar>
+              <w:top w:type="dxa" w:w="60"/>
+              <w:left w:type="dxa" w:w="120"/>
+              <w:bottom w:type="dxa" w:w="60"/>
+              <w:right w:type="dxa" w:w="120"/>
+            </w:tcMar>
+          </w:tcPr>
+          <w:p>
+            <w:r>
+              <w:rPr>
+                <w:b w:val="false"/>
+                <w:bCs w:val="false"/>
+                <w:color w:val="0F172A"/>
+                <w:sz w:val="20"/>
+                <w:szCs w:val="20"/>
+              </w:rPr>
+              <w:t xml:space="preserve">Thai Travel Fair, China Sales Call</w:t>
+            </w:r>
+          </w:p>
+        </w:tc>
+      </w:tr>
+      <w:tr>
+        <w:tc>
+          <w:tcPr>
+            <w:tcW w:type="dxa" w:w="1400"/>
+            <w:tcBorders>
+              <w:top w:val="single" w:color="CBD5E1" w:sz="1"/>
+              <w:left w:val="single" w:color="CBD5E1" w:sz="1"/>
+              <w:bottom w:val="single" w:color="CBD5E1" w:sz="1"/>
+              <w:right w:val="single" w:color="CBD5E1" w:sz="1"/>
+            </w:tcBorders>
+            <w:shd w:fill="FFFFFF" w:val="clear"/>
+            <w:tcMar>
+              <w:top w:type="dxa" w:w="60"/>
+              <w:left w:type="dxa" w:w="120"/>
+              <w:bottom w:type="dxa" w:w="60"/>
+              <w:right w:type="dxa" w:w="120"/>
+            </w:tcMar>
+          </w:tcPr>
+          <w:p>
+            <w:r>
+              <w:rPr>
+                <w:b/>
+                <w:bCs/>
+                <w:color w:val="D97706"/>
+                <w:sz w:val="20"/>
+                <w:szCs w:val="20"/>
+              </w:rPr>
+              <w:t xml:space="preserve">● 노랑</w:t>
+            </w:r>
+          </w:p>
+        </w:tc>
+        <w:tc>
+          <w:tcPr>
+            <w:tcW w:type="dxa" w:w="3200"/>
+            <w:tcBorders>
+              <w:top w:val="single" w:color="CBD5E1" w:sz="1"/>
+              <w:left w:val="single" w:color="CBD5E1" w:sz="1"/>
+              <w:bottom w:val="single" w:color="CBD5E1" w:sz="1"/>
+              <w:right w:val="single" w:color="CBD5E1" w:sz="1"/>
+            </w:tcBorders>
+            <w:shd w:fill="FFFFFF" w:val="clear"/>
+            <w:tcMar>
+              <w:top w:type="dxa" w:w="60"/>
+              <w:left w:type="dxa" w:w="120"/>
+              <w:bottom w:type="dxa" w:w="60"/>
+              <w:right w:type="dxa" w:w="120"/>
+            </w:tcMar>
+          </w:tcPr>
+          <w:p>
+            <w:r>
+              <w:rPr>
+                <w:b/>
+                <w:bCs/>
+                <w:color w:val="D97706"/>
+                <w:sz w:val="20"/>
+                <w:szCs w:val="20"/>
+              </w:rPr>
+              <w:t xml:space="preserve">출장</w:t>
+            </w:r>
+          </w:p>
+        </w:tc>
+        <w:tc>
+          <w:tcPr>
+            <w:tcW w:type="dxa" w:w="4760"/>
+            <w:tcBorders>
+              <w:top w:val="single" w:color="CBD5E1" w:sz="1"/>
+              <w:left w:val="single" w:color="CBD5E1" w:sz="1"/>
+              <w:bottom w:val="single" w:color="CBD5E1" w:sz="1"/>
+              <w:right w:val="single" w:color="CBD5E1" w:sz="1"/>
+            </w:tcBorders>
+            <w:shd w:fill="FFFFFF" w:val="clear"/>
+            <w:tcMar>
+              <w:top w:type="dxa" w:w="60"/>
+              <w:left w:type="dxa" w:w="120"/>
+              <w:bottom w:type="dxa" w:w="60"/>
+              <w:right w:type="dxa" w:w="120"/>
+            </w:tcMar>
+          </w:tcPr>
+          <w:p>
+            <w:r>
+              <w:rPr>
+                <w:b w:val="false"/>
+                <w:bCs w:val="false"/>
+                <w:color w:val="0F172A"/>
+                <w:sz w:val="20"/>
+                <w:szCs w:val="20"/>
+              </w:rPr>
+              <w:t xml:space="preserve">출장(심천), 자카르타 출장</w:t>
+            </w:r>
+          </w:p>
+        </w:tc>
+      </w:tr>
+      <w:tr>
+        <w:tc>
+          <w:tcPr>
+            <w:tcW w:type="dxa" w:w="1400"/>
+            <w:tcBorders>
+              <w:top w:val="single" w:color="CBD5E1" w:sz="1"/>
+              <w:left w:val="single" w:color="CBD5E1" w:sz="1"/>
+              <w:bottom w:val="single" w:color="CBD5E1" w:sz="1"/>
+              <w:right w:val="single" w:color="CBD5E1" w:sz="1"/>
+            </w:tcBorders>
+            <w:shd w:fill="FFFFFF" w:val="clear"/>
+            <w:tcMar>
+              <w:top w:type="dxa" w:w="60"/>
+              <w:left w:type="dxa" w:w="120"/>
+              <w:bottom w:type="dxa" w:w="60"/>
+              <w:right w:type="dxa" w:w="120"/>
+            </w:tcMar>
+          </w:tcPr>
+          <w:p>
+            <w:r>
+              <w:rPr>
+                <w:b/>
+                <w:bCs/>
+                <w:color w:val="64748B"/>
+                <w:sz w:val="20"/>
+                <w:szCs w:val="20"/>
+              </w:rPr>
+              <w:t xml:space="preserve">● 회색</w:t>
+            </w:r>
+          </w:p>
+        </w:tc>
+        <w:tc>
+          <w:tcPr>
+            <w:tcW w:type="dxa" w:w="3200"/>
+            <w:tcBorders>
+              <w:top w:val="single" w:color="CBD5E1" w:sz="1"/>
+              <w:left w:val="single" w:color="CBD5E1" w:sz="1"/>
+              <w:bottom w:val="single" w:color="CBD5E1" w:sz="1"/>
+              <w:right w:val="single" w:color="CBD5E1" w:sz="1"/>
+            </w:tcBorders>
+            <w:shd w:fill="FFFFFF" w:val="clear"/>
+            <w:tcMar>
+              <w:top w:type="dxa" w:w="60"/>
+              <w:left w:type="dxa" w:w="120"/>
+              <w:bottom w:type="dxa" w:w="60"/>
+              <w:right w:type="dxa" w:w="120"/>
+            </w:tcMar>
+          </w:tcPr>
+          <w:p>
+            <w:r>
+              <w:rPr>
+                <w:b/>
+                <w:bCs/>
+                <w:color w:val="64748B"/>
+                <w:sz w:val="20"/>
+                <w:szCs w:val="20"/>
+              </w:rPr>
+              <w:t xml:space="preserve">내부업무/OKR</w:t>
+            </w:r>
+          </w:p>
+        </w:tc>
+        <w:tc>
+          <w:tcPr>
+            <w:tcW w:type="dxa" w:w="4760"/>
+            <w:tcBorders>
+              <w:top w:val="single" w:color="CBD5E1" w:sz="1"/>
+              <w:left w:val="single" w:color="CBD5E1" w:sz="1"/>
+              <w:bottom w:val="single" w:color="CBD5E1" w:sz="1"/>
+              <w:right w:val="single" w:color="CBD5E1" w:sz="1"/>
+            </w:tcBorders>
+            <w:shd w:fill="FFFFFF" w:val="clear"/>
+            <w:tcMar>
+              <w:top w:type="dxa" w:w="60"/>
+              <w:left w:type="dxa" w:w="120"/>
+              <w:bottom w:type="dxa" w:w="60"/>
+              <w:right w:type="dxa" w:w="120"/>
+            </w:tcMar>
+          </w:tcPr>
+          <w:p>
+            <w:r>
+              <w:rPr>
+                <w:b w:val="false"/>
+                <w:bCs w:val="false"/>
+                <w:color w:val="0F172A"/>
+                <w:sz w:val="20"/>
+                <w:szCs w:val="20"/>
+              </w:rPr>
+              <w:t xml:space="preserve">OKR 미팅, 대시보드 고도화</w:t>
+            </w:r>
+          </w:p>
+        </w:tc>
+      </w:tr>
+      <w:tr>
+        <w:tc>
+          <w:tcPr>
+            <w:tcW w:type="dxa" w:w="1400"/>
+            <w:tcBorders>
+              <w:top w:val="single" w:color="CBD5E1" w:sz="1"/>
+              <w:left w:val="single" w:color="CBD5E1" w:sz="1"/>
+              <w:bottom w:val="single" w:color="CBD5E1" w:sz="1"/>
+              <w:right w:val="single" w:color="CBD5E1" w:sz="1"/>
+            </w:tcBorders>
+            <w:shd w:fill="FFFFFF" w:val="clear"/>
+            <w:tcMar>
+              <w:top w:type="dxa" w:w="60"/>
+              <w:left w:type="dxa" w:w="120"/>
+              <w:bottom w:type="dxa" w:w="60"/>
+              <w:right w:type="dxa" w:w="120"/>
+            </w:tcMar>
+          </w:tcPr>
+          <w:p>
+            <w:r>
+              <w:rPr>
+                <w:b/>
+                <w:bCs/>
+                <w:color w:val="7C3AED"/>
+                <w:sz w:val="20"/>
+                <w:szCs w:val="20"/>
+              </w:rPr>
+              <w:t xml:space="preserve">● 보라</w:t>
+            </w:r>
+          </w:p>
+        </w:tc>
+        <w:tc>
+          <w:tcPr>
+            <w:tcW w:type="dxa" w:w="3200"/>
+            <w:tcBorders>
+              <w:top w:val="single" w:color="CBD5E1" w:sz="1"/>
+              <w:left w:val="single" w:color="CBD5E1" w:sz="1"/>
+              <w:bottom w:val="single" w:color="CBD5E1" w:sz="1"/>
+              <w:right w:val="single" w:color="CBD5E1" w:sz="1"/>
+            </w:tcBorders>
+            <w:shd w:fill="FFFFFF" w:val="clear"/>
+            <w:tcMar>
+              <w:top w:type="dxa" w:w="60"/>
+              <w:left w:type="dxa" w:w="120"/>
+              <w:bottom w:type="dxa" w:w="60"/>
+              <w:right w:type="dxa" w:w="120"/>
+            </w:tcMar>
+          </w:tcPr>
+          <w:p>
+            <w:r>
+              <w:rPr>
+                <w:b/>
+                <w:bCs/>
+                <w:color w:val="7C3AED"/>
+                <w:sz w:val="20"/>
+                <w:szCs w:val="20"/>
+              </w:rPr>
+              <w:t xml:space="preserve">개인/휴가</w:t>
+            </w:r>
+          </w:p>
+        </w:tc>
+        <w:tc>
+          <w:tcPr>
+            <w:tcW w:type="dxa" w:w="4760"/>
+            <w:tcBorders>
+              <w:top w:val="single" w:color="CBD5E1" w:sz="1"/>
+              <w:left w:val="single" w:color="CBD5E1" w:sz="1"/>
+              <w:bottom w:val="single" w:color="CBD5E1" w:sz="1"/>
+              <w:right w:val="single" w:color="CBD5E1" w:sz="1"/>
+            </w:tcBorders>
+            <w:shd w:fill="FFFFFF" w:val="clear"/>
+            <w:tcMar>
+              <w:top w:type="dxa" w:w="60"/>
+              <w:left w:type="dxa" w:w="120"/>
+              <w:bottom w:type="dxa" w:w="60"/>
+              <w:right w:type="dxa" w:w="120"/>
+            </w:tcMar>
+          </w:tcPr>
+          <w:p>
+            <w:r>
+              <w:rPr>
+                <w:b w:val="false"/>
+                <w:bCs w:val="false"/>
+                <w:color w:val="0F172A"/>
+                <w:sz w:val="20"/>
+                <w:szCs w:val="20"/>
+              </w:rPr>
+              <w:t xml:space="preserve">연차, 개인 일정</w:t>
+            </w:r>
+          </w:p>
+        </w:tc>
+      </w:tr>
+      <w:tr>
+        <w:tc>
+          <w:tcPr>
+            <w:tcW w:type="dxa" w:w="1400"/>
+            <w:tcBorders>
+              <w:top w:val="single" w:color="CBD5E1" w:sz="1"/>
+              <w:left w:val="single" w:color="CBD5E1" w:sz="1"/>
+              <w:bottom w:val="single" w:color="CBD5E1" w:sz="1"/>
+              <w:right w:val="single" w:color="CBD5E1" w:sz="1"/>
+            </w:tcBorders>
+            <w:shd w:fill="FFFFFF" w:val="clear"/>
+            <w:tcMar>
+              <w:top w:type="dxa" w:w="60"/>
+              <w:left w:type="dxa" w:w="120"/>
+              <w:bottom w:type="dxa" w:w="60"/>
+              <w:right w:type="dxa" w:w="120"/>
+            </w:tcMar>
+          </w:tcPr>
+          <w:p>
+            <w:r>
+              <w:rPr>
+                <w:b/>
+                <w:bCs/>
+                <w:color w:val="4F46E5"/>
+                <w:sz w:val="20"/>
+                <w:szCs w:val="20"/>
+              </w:rPr>
+              <w:t xml:space="preserve">● 남색</w:t>
+            </w:r>
+          </w:p>
+        </w:tc>
+        <w:tc>
+          <w:tcPr>
+            <w:tcW w:type="dxa" w:w="3200"/>
+            <w:tcBorders>
+              <w:top w:val="single" w:color="CBD5E1" w:sz="1"/>
+              <w:left w:val="single" w:color="CBD5E1" w:sz="1"/>
+              <w:bottom w:val="single" w:color="CBD5E1" w:sz="1"/>
+              <w:right w:val="single" w:color="CBD5E1" w:sz="1"/>
+            </w:tcBorders>
+            <w:shd w:fill="FFFFFF" w:val="clear"/>
+            <w:tcMar>
+              <w:top w:type="dxa" w:w="60"/>
+              <w:left w:type="dxa" w:w="120"/>
+              <w:bottom w:type="dxa" w:w="60"/>
+              <w:right w:type="dxa" w:w="120"/>
+            </w:tcMar>
+          </w:tcPr>
+          <w:p>
+            <w:r>
+              <w:rPr>
+                <w:b/>
+                <w:bCs/>
+                <w:color w:val="4F46E5"/>
+                <w:sz w:val="20"/>
+                <w:szCs w:val="20"/>
+              </w:rPr>
+              <w:t xml:space="preserve">기타</w:t>
+            </w:r>
+          </w:p>
+        </w:tc>
+        <w:tc>
+          <w:tcPr>
+            <w:tcW w:type="dxa" w:w="4760"/>
+            <w:tcBorders>
+              <w:top w:val="single" w:color="CBD5E1" w:sz="1"/>
+              <w:left w:val="single" w:color="CBD5E1" w:sz="1"/>
+              <w:bottom w:val="single" w:color="CBD5E1" w:sz="1"/>
+              <w:right w:val="single" w:color="CBD5E1" w:sz="1"/>
+            </w:tcBorders>
+            <w:shd w:fill="FFFFFF" w:val="clear"/>
+            <w:tcMar>
+              <w:top w:type="dxa" w:w="60"/>
+              <w:left w:type="dxa" w:w="120"/>
+              <w:bottom w:type="dxa" w:w="60"/>
+              <w:right w:type="dxa" w:w="120"/>
+            </w:tcMar>
+          </w:tcPr>
+          <w:p>
+            <w:r>
+              <w:rPr>
+                <w:b w:val="false"/>
+                <w:bCs w:val="false"/>
+                <w:color w:val="0F172A"/>
+                <w:sz w:val="20"/>
+                <w:szCs w:val="20"/>
+              </w:rPr>
+              <w:t xml:space="preserve">그 외</w:t>
+            </w:r>
+          </w:p>
+        </w:tc>
+      </w:tr>
+    </w:tbl>
+    <w:p>
+      <w:pPr>
+        <w:pStyle w:val="Heading2"/>
+      </w:pPr>
+      <w:r>
+        <w:t xml:space="preserve">4. 화면 소개</w:t>
       </w:r>
     </w:p>
     <w:tbl>
@@ -320,7 +901,7 @@
                 <w:sz w:val="20"/>
                 <w:szCs w:val="20"/>
               </w:rPr>
-              <w:t xml:space="preserve">오늘/이번주/이번달 휴가자, 팀별 인원, 잔여 연차 적은 순, 동시 휴가 경고</w:t>
+              <w:t xml:space="preserve">오늘/이번주/이번달 일정, 오늘 자리 비움(출장·개인), 팀별·유형별 집계</w:t>
             </w:r>
           </w:p>
         </w:tc>
@@ -382,7 +963,7 @@
                 <w:sz w:val="20"/>
                 <w:szCs w:val="20"/>
               </w:rPr>
-              <w:t xml:space="preserve">월간 달력. 팀·직원·유형별 필터, 유형별 색상. [인쇄] 버튼으로 출력</w:t>
+              <w:t xml:space="preserve">월간 달력. 팀·구성원·유형 필터, 색상 구분. [인쇄] 버튼</w:t>
             </w:r>
           </w:p>
         </w:tc>
@@ -414,7 +995,7 @@
                 <w:sz w:val="20"/>
                 <w:szCs w:val="20"/>
               </w:rPr>
-              <w:t xml:space="preserve">직원 관리</w:t>
+              <w:t xml:space="preserve">구성원</w:t>
             </w:r>
           </w:p>
         </w:tc>
@@ -444,7 +1025,7 @@
                 <w:sz w:val="20"/>
                 <w:szCs w:val="20"/>
               </w:rPr>
-              <w:t xml:space="preserve">직원 목록·연차 현황. [내보내기(CSV)]로 엑셀 다운로드</w:t>
+              <w:t xml:space="preserve">팀 멤버 명단. [내보내기(CSV)]</w:t>
             </w:r>
           </w:p>
         </w:tc>
@@ -476,7 +1057,7 @@
                 <w:sz w:val="20"/>
                 <w:szCs w:val="20"/>
               </w:rPr>
-              <w:t xml:space="preserve">휴가 등록</w:t>
+              <w:t xml:space="preserve">내 일정</w:t>
             </w:r>
           </w:p>
         </w:tc>
@@ -506,7 +1087,7 @@
                 <w:sz w:val="20"/>
                 <w:szCs w:val="20"/>
               </w:rPr>
-              <w:t xml:space="preserve">휴가 등록/수정, 직원별 이력 조회, 유형별 사용량</w:t>
+              <w:t xml:space="preserve">일정 등록/수정, 구성원별 일정 이력</w:t>
             </w:r>
           </w:p>
         </w:tc>
@@ -568,7 +1149,7 @@
                 <w:sz w:val="20"/>
                 <w:szCs w:val="20"/>
               </w:rPr>
-              <w:t xml:space="preserve">팀별 인원·잔여 연차·예정 휴가</w:t>
+              <w:t xml:space="preserve">팀별 인원·이번 주 일정·예정 일정</w:t>
             </w:r>
           </w:p>
         </w:tc>
@@ -630,7 +1211,7 @@
                 <w:sz w:val="20"/>
                 <w:szCs w:val="20"/>
               </w:rPr>
-              <w:t xml:space="preserve">(관리자) 연차 기준, 팀·공휴일, 편집 잠금, 연말 이월</w:t>
+              <w:t xml:space="preserve">(관리자) 팀 관리, 공휴일, 편집 잠금 PIN</w:t>
             </w:r>
           </w:p>
         </w:tc>
@@ -641,7 +1222,7 @@
         <w:pStyle w:val="Heading2"/>
       </w:pPr>
       <w:r>
-        <w:t xml:space="preserve">4. 자주 하는 일</w:t>
+        <w:t xml:space="preserve">5. 자주 하는 일</w:t>
       </w:r>
     </w:p>
     <w:p>
@@ -649,7 +1230,7 @@
         <w:pStyle w:val="Heading3"/>
       </w:pPr>
       <w:r>
-        <w:t xml:space="preserve">내 휴가 확인하기</w:t>
+        <w:t xml:space="preserve">내 일정 확인하기</w:t>
       </w:r>
     </w:p>
     <w:p>
@@ -662,7 +1243,7 @@
         <w:spacing w:after="60"/>
       </w:pPr>
       <w:r>
-        <w:t xml:space="preserve">[휴가 등록] 메뉴 → 상단 [직원 선택]에서 본인 이름 선택</w:t>
+        <w:t xml:space="preserve">[내 일정] 메뉴 → 상단 [구성원 선택]에서 본인 이름 선택</w:t>
       </w:r>
     </w:p>
     <w:p>
@@ -675,7 +1256,7 @@
         <w:spacing w:after="60"/>
       </w:pPr>
       <w:r>
-        <w:t xml:space="preserve">내 휴가 이력(언제·유형·일수)과 사용/잔여 연차가 표시됩니다.</w:t>
+        <w:t xml:space="preserve">내 일정 이력(기간·유형·내용)이 표시됩니다.</w:t>
       </w:r>
     </w:p>
     <w:p>
@@ -683,7 +1264,7 @@
         <w:pStyle w:val="Heading3"/>
       </w:pPr>
       <w:r>
-        <w:t xml:space="preserve">휴가 등록하기 (편집 권한 필요)</w:t>
+        <w:t xml:space="preserve">일정 등록하기</w:t>
       </w:r>
     </w:p>
     <w:p>
@@ -696,7 +1277,7 @@
         <w:spacing w:after="60"/>
       </w:pPr>
       <w:r>
-        <w:t xml:space="preserve">[휴가 등록] → 우측 상단 [+ 휴가 등록]</w:t>
+        <w:t xml:space="preserve">[내 일정] → 우측 상단 [+ 일정 등록]</w:t>
       </w:r>
     </w:p>
     <w:p>
@@ -709,7 +1290,7 @@
         <w:spacing w:after="60"/>
       </w:pPr>
       <w:r>
-        <w:t xml:space="preserve">직원 / 유형 / 시작일·종료일 / 반차 / 상태 / 사유 입력</w:t>
+        <w:t xml:space="preserve">구성원(본인) / 유형 / 시작일·종료일 / 내용 입력</w:t>
       </w:r>
     </w:p>
     <w:p>
@@ -722,20 +1303,7 @@
         <w:spacing w:after="60"/>
       </w:pPr>
       <w:r>
-        <w:t xml:space="preserve">예상 사용 일수 확인 → 잔여 초과 시 ⚠️ 경고 → [휴가 등록]</w:t>
-      </w:r>
-    </w:p>
-    <w:p>
-      <w:pPr>
-        <w:spacing w:after="120"/>
-      </w:pPr>
-      <w:r>
-        <w:rPr>
-          <w:color w:val="475569"/>
-          <w:sz w:val="20"/>
-          <w:szCs w:val="20"/>
-        </w:rPr>
-        <w:t xml:space="preserve">휴가 유형: Annual(연차) · Half-day(반차 0.5일) · Sick(병가) · Unpaid(무급) · Business Trip(출장) · Public Holiday(공휴일) · Other</w:t>
+        <w:t xml:space="preserve">[일정 등록] 클릭 → 즉시 모두에게 공유됨</w:t>
       </w:r>
     </w:p>
     <w:p>
@@ -748,7 +1316,7 @@
         <w:spacing w:after="60"/>
       </w:pPr>
       <w:r>
-        <w:t xml:space="preserve">엑셀로 내보내기: 직원 관리 또는 휴가 등록 화면의 [내보내기(CSV)] → 엑셀에서 열림.</w:t>
+        <w:t xml:space="preserve">전체 일정 보기: [캘린더]에서 누가 언제 무엇을 하는지 한눈에. 필터로 팀/사람/유형별 보기.</w:t>
       </w:r>
     </w:p>
     <w:p>
@@ -761,7 +1329,20 @@
         <w:spacing w:after="60"/>
       </w:pPr>
       <w:r>
-        <w:t xml:space="preserve">캘린더 인쇄: 캘린더 화면 우측 상단 [인쇄] → 사이드바 없이 달력만 출력.</w:t>
+        <w:t xml:space="preserve">엑셀로 내보내기: 구성원 또는 내 일정 화면의 [내보내기(CSV)] 버튼.</w:t>
+      </w:r>
+    </w:p>
+    <w:p>
+      <w:pPr>
+        <w:pStyle w:val="ListParagraph"/>
+        <w:numPr>
+          <w:ilvl w:val="0"/>
+          <w:numId w:val="2"/>
+        </w:numPr>
+        <w:spacing w:after="60"/>
+      </w:pPr>
+      <w:r>
+        <w:t xml:space="preserve">캘린더 인쇄: 캘린더 우측 상단 [인쇄] → 달력만 출력.</w:t>
       </w:r>
     </w:p>
     <w:p>
@@ -769,21 +1350,7 @@
         <w:pStyle w:val="Heading2"/>
       </w:pPr>
       <w:r>
-        <w:t xml:space="preserve">5. 잔여 연차 계산</w:t>
-      </w:r>
-    </w:p>
-    <w:p>
-      <w:pPr>
-        <w:shd w:fill="F1F5F9" w:val="clear"/>
-        <w:spacing w:after="120" w:before="80"/>
-      </w:pPr>
-      <w:r>
-        <w:rPr>
-          <w:rFonts w:ascii="Consolas" w:cs="Consolas" w:eastAsia="Consolas" w:hAnsi="Consolas"/>
-          <w:sz w:val="20"/>
-          <w:szCs w:val="20"/>
-        </w:rPr>
-        <w:t xml:space="preserve">잔여 = 기본 연차 + 이월 − (이미 사용한 연차 + 앱에 등록된 승인 휴가)</w:t>
+        <w:t xml:space="preserve">6. 관리자용</w:t>
       </w:r>
     </w:p>
     <w:p>
@@ -796,7 +1363,7 @@
         <w:spacing w:after="60"/>
       </w:pPr>
       <w:r>
-        <w:t xml:space="preserve">반차 = 0.5일, 주말·공휴일은 자동 제외(설정에 따름)</w:t>
+        <w:t xml:space="preserve">편집 잠금: 설정에서 PIN을 정하면 편집 시 왼쪽 아래 [잠금 해제]로 PIN 입력 필요. 비워두면 누구나 편집.</w:t>
       </w:r>
     </w:p>
     <w:p>
@@ -809,7 +1376,33 @@
         <w:spacing w:after="60"/>
       </w:pPr>
       <w:r>
-        <w:t xml:space="preserve">병가·출장·공휴일은 기본적으로 연차 차감 안 함</w:t>
+        <w:t xml:space="preserve">구성원 추가/수정: 구성원 → [+ 직원 추가] (이름·팀·직급·입사일).</w:t>
+      </w:r>
+    </w:p>
+    <w:p>
+      <w:pPr>
+        <w:pStyle w:val="ListParagraph"/>
+        <w:numPr>
+          <w:ilvl w:val="0"/>
+          <w:numId w:val="2"/>
+        </w:numPr>
+        <w:spacing w:after="60"/>
+      </w:pPr>
+      <w:r>
+        <w:t xml:space="preserve">팀 관리: 설정 → 팀 추가/삭제·매니저.</w:t>
+      </w:r>
+    </w:p>
+    <w:p>
+      <w:pPr>
+        <w:pStyle w:val="ListParagraph"/>
+        <w:numPr>
+          <w:ilvl w:val="0"/>
+          <w:numId w:val="2"/>
+        </w:numPr>
+        <w:spacing w:after="60"/>
+      </w:pPr>
+      <w:r>
+        <w:t xml:space="preserve">공휴일: 설정 → 국가별 공휴일 등록 (캘린더에 표시됨).</w:t>
       </w:r>
     </w:p>
     <w:p>
@@ -817,7 +1410,7 @@
         <w:pStyle w:val="Heading2"/>
       </w:pPr>
       <w:r>
-        <w:t xml:space="preserve">6. 관리자용 (HR)</w:t>
+        <w:t xml:space="preserve">7. 자주 묻는 질문</w:t>
       </w:r>
     </w:p>
     <w:p>
@@ -830,7 +1423,7 @@
         <w:spacing w:after="60"/>
       </w:pPr>
       <w:r>
-        <w:t xml:space="preserve">편집 잠금: 설정에서 PIN을 정하면, 이후 편집하려면 왼쪽 아래 [잠금 해제]로 PIN 입력 필요(실수 삭제 방지). PIN이 비어 있으면 누구나 편집 가능.</w:t>
+        <w:t xml:space="preserve">다른 사람도 같은 데이터를 보나요? → 네. 실시간으로 같은 데이터를 봅니다.</w:t>
       </w:r>
     </w:p>
     <w:p>
@@ -843,7 +1436,7 @@
         <w:spacing w:after="60"/>
       </w:pPr>
       <w:r>
-        <w:t xml:space="preserve">직원 추가/수정: 직원 관리 → [+ 직원 추가]. '이미 사용한 연차(도입 전)' 칸에 상반기 사용일수를 넣으면 잔여가 맞춰집니다.</w:t>
+        <w:t xml:space="preserve">저장 버튼이 없어요. → 입력하면 자동 저장됩니다.</w:t>
       </w:r>
     </w:p>
     <w:p>
@@ -856,7 +1449,28 @@
         <w:spacing w:after="60"/>
       </w:pPr>
       <w:r>
-        <w:t xml:space="preserve">팀 관리: 설정 → 팀 추가/삭제·매니저·경고 기준.</w:t>
+        <w:t xml:space="preserve">수정 버튼이 안 보여요. → 편집 잠금 상태입니다. 왼쪽 아래 [잠금 해제]로 PIN을 입력하세요.</w:t>
+      </w:r>
+    </w:p>
+    <w:p>
+      <w:r>
+        <w:br w:type="page"/>
+      </w:r>
+    </w:p>
+    <w:p>
+      <w:pPr>
+        <w:pStyle w:val="Heading1"/>
+      </w:pPr>
+      <w:r>
+        <w:t xml:space="preserve">🇬🇧 English</w:t>
+      </w:r>
+    </w:p>
+    <w:p>
+      <w:pPr>
+        <w:pStyle w:val="Heading2"/>
+      </w:pPr>
+      <w:r>
+        <w:t xml:space="preserve">1. Access</w:t>
       </w:r>
     </w:p>
     <w:p>
@@ -869,7 +1483,7 @@
         <w:spacing w:after="60"/>
       </w:pPr>
       <w:r>
-        <w:t xml:space="preserve">공휴일: 설정 → 국가별 공휴일 등록.</w:t>
+        <w:t xml:space="preserve">Open https://bstars00-rgb.github.io/HR-Request-AR/ in a browser. No install, no sign-up.</w:t>
       </w:r>
     </w:p>
     <w:p>
@@ -882,7 +1496,7 @@
         <w:spacing w:after="60"/>
       </w:pPr>
       <w:r>
-        <w:t xml:space="preserve">연말 이월: 설정 → 연말 이월 처리(잔여를 다음 해 이월로, 그 해 기록 초기화). 되돌릴 수 없으니 먼저 내보내기로 백업하세요.</w:t>
+        <w:t xml:space="preserve">Works on PC and mobile. Everyone sees the same data in real time.</w:t>
       </w:r>
     </w:p>
     <w:p>
@@ -890,7 +1504,7 @@
         <w:pStyle w:val="Heading2"/>
       </w:pPr>
       <w:r>
-        <w:t xml:space="preserve">7. 자주 묻는 질문</w:t>
+        <w:t xml:space="preserve">2. Language / Theme</w:t>
       </w:r>
     </w:p>
     <w:p>
@@ -903,7 +1517,7 @@
         <w:spacing w:after="60"/>
       </w:pPr>
       <w:r>
-        <w:t xml:space="preserve">다른 사람도 같은 데이터를 보나요? → 네. 모두 실시간으로 같은 데이터를 봅니다.</w:t>
+        <w:t xml:space="preserve">Use the [EN / 한] button (bottom-left) to switch English ↔ Korean.</w:t>
       </w:r>
     </w:p>
     <w:p>
@@ -916,33 +1530,7 @@
         <w:spacing w:after="60"/>
       </w:pPr>
       <w:r>
-        <w:t xml:space="preserve">저장 버튼이 없어요. → 입력하면 자동 저장됩니다.</w:t>
-      </w:r>
-    </w:p>
-    <w:p>
-      <w:pPr>
-        <w:pStyle w:val="ListParagraph"/>
-        <w:numPr>
-          <w:ilvl w:val="0"/>
-          <w:numId w:val="2"/>
-        </w:numPr>
-        <w:spacing w:after="60"/>
-      </w:pPr>
-      <w:r>
-        <w:t xml:space="preserve">수정 버튼이 안 보여요. → 편집 잠금 상태입니다. 왼쪽 아래 [잠금 해제]로 PIN을 입력하세요.</w:t>
-      </w:r>
-    </w:p>
-    <w:p>
-      <w:r>
-        <w:br w:type="page"/>
-      </w:r>
-    </w:p>
-    <w:p>
-      <w:pPr>
-        <w:pStyle w:val="Heading1"/>
-      </w:pPr>
-      <w:r>
-        <w:t xml:space="preserve">🇬🇧 English</w:t>
+        <w:t xml:space="preserve">Use the sun/moon icon for dark/light mode.</w:t>
       </w:r>
     </w:p>
     <w:p>
@@ -950,75 +1538,588 @@
         <w:pStyle w:val="Heading2"/>
       </w:pPr>
       <w:r>
-        <w:t xml:space="preserve">1. Access</w:t>
-      </w:r>
-    </w:p>
-    <w:p>
-      <w:pPr>
-        <w:pStyle w:val="ListParagraph"/>
-        <w:numPr>
-          <w:ilvl w:val="0"/>
-          <w:numId w:val="2"/>
-        </w:numPr>
-        <w:spacing w:after="60"/>
-      </w:pPr>
-      <w:r>
-        <w:t xml:space="preserve">Open https://bstars00-rgb.github.io/HR-Request-AR/ in a browser. No install, no sign-up.</w:t>
-      </w:r>
-    </w:p>
-    <w:p>
-      <w:pPr>
-        <w:pStyle w:val="ListParagraph"/>
-        <w:numPr>
-          <w:ilvl w:val="0"/>
-          <w:numId w:val="2"/>
-        </w:numPr>
-        <w:spacing w:after="60"/>
-      </w:pPr>
-      <w:r>
-        <w:t xml:space="preserve">Works on PC and mobile.</w:t>
-      </w:r>
-    </w:p>
+        <w:t xml:space="preserve">3. Schedule categories (colors)</w:t>
+      </w:r>
+    </w:p>
+    <w:tbl>
+      <w:tblPr>
+        <w:tblW w:type="dxa" w:w="9360"/>
+        <w:tblBorders>
+          <w:top w:val="single" w:color="auto" w:sz="4"/>
+          <w:left w:val="single" w:color="auto" w:sz="4"/>
+          <w:bottom w:val="single" w:color="auto" w:sz="4"/>
+          <w:right w:val="single" w:color="auto" w:sz="4"/>
+          <w:insideH w:val="single" w:color="auto" w:sz="4"/>
+          <w:insideV w:val="single" w:color="auto" w:sz="4"/>
+        </w:tblBorders>
+      </w:tblPr>
+      <w:tblGrid>
+        <w:gridCol w:w="1400"/>
+        <w:gridCol w:w="3200"/>
+        <w:gridCol w:w="4760"/>
+      </w:tblGrid>
+      <w:tr>
+        <w:trPr>
+          <w:tblHeader/>
+        </w:trPr>
+        <w:tc>
+          <w:tcPr>
+            <w:tcW w:type="dxa" w:w="1400"/>
+            <w:tcBorders>
+              <w:top w:val="single" w:color="CBD5E1" w:sz="1"/>
+              <w:left w:val="single" w:color="CBD5E1" w:sz="1"/>
+              <w:bottom w:val="single" w:color="CBD5E1" w:sz="1"/>
+              <w:right w:val="single" w:color="CBD5E1" w:sz="1"/>
+            </w:tcBorders>
+            <w:shd w:fill="4F46E5" w:val="clear"/>
+            <w:tcMar>
+              <w:top w:type="dxa" w:w="60"/>
+              <w:left w:type="dxa" w:w="120"/>
+              <w:bottom w:type="dxa" w:w="60"/>
+              <w:right w:type="dxa" w:w="120"/>
+            </w:tcMar>
+          </w:tcPr>
+          <w:p>
+            <w:r>
+              <w:rPr>
+                <w:b/>
+                <w:bCs/>
+                <w:color w:val="FFFFFF"/>
+                <w:sz w:val="20"/>
+                <w:szCs w:val="20"/>
+              </w:rPr>
+              <w:t xml:space="preserve">Color</w:t>
+            </w:r>
+          </w:p>
+        </w:tc>
+        <w:tc>
+          <w:tcPr>
+            <w:tcW w:type="dxa" w:w="3200"/>
+            <w:tcBorders>
+              <w:top w:val="single" w:color="CBD5E1" w:sz="1"/>
+              <w:left w:val="single" w:color="CBD5E1" w:sz="1"/>
+              <w:bottom w:val="single" w:color="CBD5E1" w:sz="1"/>
+              <w:right w:val="single" w:color="CBD5E1" w:sz="1"/>
+            </w:tcBorders>
+            <w:shd w:fill="4F46E5" w:val="clear"/>
+            <w:tcMar>
+              <w:top w:type="dxa" w:w="60"/>
+              <w:left w:type="dxa" w:w="120"/>
+              <w:bottom w:type="dxa" w:w="60"/>
+              <w:right w:type="dxa" w:w="120"/>
+            </w:tcMar>
+          </w:tcPr>
+          <w:p>
+            <w:r>
+              <w:rPr>
+                <w:b/>
+                <w:bCs/>
+                <w:color w:val="FFFFFF"/>
+                <w:sz w:val="20"/>
+                <w:szCs w:val="20"/>
+              </w:rPr>
+              <w:t xml:space="preserve">Category</w:t>
+            </w:r>
+          </w:p>
+        </w:tc>
+        <w:tc>
+          <w:tcPr>
+            <w:tcW w:type="dxa" w:w="4760"/>
+            <w:tcBorders>
+              <w:top w:val="single" w:color="CBD5E1" w:sz="1"/>
+              <w:left w:val="single" w:color="CBD5E1" w:sz="1"/>
+              <w:bottom w:val="single" w:color="CBD5E1" w:sz="1"/>
+              <w:right w:val="single" w:color="CBD5E1" w:sz="1"/>
+            </w:tcBorders>
+            <w:shd w:fill="4F46E5" w:val="clear"/>
+            <w:tcMar>
+              <w:top w:type="dxa" w:w="60"/>
+              <w:left w:type="dxa" w:w="120"/>
+              <w:bottom w:type="dxa" w:w="60"/>
+              <w:right w:type="dxa" w:w="120"/>
+            </w:tcMar>
+          </w:tcPr>
+          <w:p>
+            <w:r>
+              <w:rPr>
+                <w:b/>
+                <w:bCs/>
+                <w:color w:val="FFFFFF"/>
+                <w:sz w:val="20"/>
+                <w:szCs w:val="20"/>
+              </w:rPr>
+              <w:t xml:space="preserve">Examples</w:t>
+            </w:r>
+          </w:p>
+        </w:tc>
+      </w:tr>
+      <w:tr>
+        <w:tc>
+          <w:tcPr>
+            <w:tcW w:type="dxa" w:w="1400"/>
+            <w:tcBorders>
+              <w:top w:val="single" w:color="CBD5E1" w:sz="1"/>
+              <w:left w:val="single" w:color="CBD5E1" w:sz="1"/>
+              <w:bottom w:val="single" w:color="CBD5E1" w:sz="1"/>
+              <w:right w:val="single" w:color="CBD5E1" w:sz="1"/>
+            </w:tcBorders>
+            <w:shd w:fill="FFFFFF" w:val="clear"/>
+            <w:tcMar>
+              <w:top w:type="dxa" w:w="60"/>
+              <w:left w:type="dxa" w:w="120"/>
+              <w:bottom w:type="dxa" w:w="60"/>
+              <w:right w:type="dxa" w:w="120"/>
+            </w:tcMar>
+          </w:tcPr>
+          <w:p>
+            <w:r>
+              <w:rPr>
+                <w:b/>
+                <w:bCs/>
+                <w:color w:val="16A34A"/>
+                <w:sz w:val="20"/>
+                <w:szCs w:val="20"/>
+              </w:rPr>
+              <w:t xml:space="preserve">● Green</w:t>
+            </w:r>
+          </w:p>
+        </w:tc>
+        <w:tc>
+          <w:tcPr>
+            <w:tcW w:type="dxa" w:w="3200"/>
+            <w:tcBorders>
+              <w:top w:val="single" w:color="CBD5E1" w:sz="1"/>
+              <w:left w:val="single" w:color="CBD5E1" w:sz="1"/>
+              <w:bottom w:val="single" w:color="CBD5E1" w:sz="1"/>
+              <w:right w:val="single" w:color="CBD5E1" w:sz="1"/>
+            </w:tcBorders>
+            <w:shd w:fill="FFFFFF" w:val="clear"/>
+            <w:tcMar>
+              <w:top w:type="dxa" w:w="60"/>
+              <w:left w:type="dxa" w:w="120"/>
+              <w:bottom w:type="dxa" w:w="60"/>
+              <w:right w:type="dxa" w:w="120"/>
+            </w:tcMar>
+          </w:tcPr>
+          <w:p>
+            <w:r>
+              <w:rPr>
+                <w:b/>
+                <w:bCs/>
+                <w:color w:val="16A34A"/>
+                <w:sz w:val="20"/>
+                <w:szCs w:val="20"/>
+              </w:rPr>
+              <w:t xml:space="preserve">Fair / Sales Call</w:t>
+            </w:r>
+          </w:p>
+        </w:tc>
+        <w:tc>
+          <w:tcPr>
+            <w:tcW w:type="dxa" w:w="4760"/>
+            <w:tcBorders>
+              <w:top w:val="single" w:color="CBD5E1" w:sz="1"/>
+              <w:left w:val="single" w:color="CBD5E1" w:sz="1"/>
+              <w:bottom w:val="single" w:color="CBD5E1" w:sz="1"/>
+              <w:right w:val="single" w:color="CBD5E1" w:sz="1"/>
+            </w:tcBorders>
+            <w:shd w:fill="FFFFFF" w:val="clear"/>
+            <w:tcMar>
+              <w:top w:type="dxa" w:w="60"/>
+              <w:left w:type="dxa" w:w="120"/>
+              <w:bottom w:type="dxa" w:w="60"/>
+              <w:right w:type="dxa" w:w="120"/>
+            </w:tcMar>
+          </w:tcPr>
+          <w:p>
+            <w:r>
+              <w:rPr>
+                <w:b w:val="false"/>
+                <w:bCs w:val="false"/>
+                <w:color w:val="0F172A"/>
+                <w:sz w:val="20"/>
+                <w:szCs w:val="20"/>
+              </w:rPr>
+              <w:t xml:space="preserve">Thai Travel Fair, China Sales Call</w:t>
+            </w:r>
+          </w:p>
+        </w:tc>
+      </w:tr>
+      <w:tr>
+        <w:tc>
+          <w:tcPr>
+            <w:tcW w:type="dxa" w:w="1400"/>
+            <w:tcBorders>
+              <w:top w:val="single" w:color="CBD5E1" w:sz="1"/>
+              <w:left w:val="single" w:color="CBD5E1" w:sz="1"/>
+              <w:bottom w:val="single" w:color="CBD5E1" w:sz="1"/>
+              <w:right w:val="single" w:color="CBD5E1" w:sz="1"/>
+            </w:tcBorders>
+            <w:shd w:fill="FFFFFF" w:val="clear"/>
+            <w:tcMar>
+              <w:top w:type="dxa" w:w="60"/>
+              <w:left w:type="dxa" w:w="120"/>
+              <w:bottom w:type="dxa" w:w="60"/>
+              <w:right w:type="dxa" w:w="120"/>
+            </w:tcMar>
+          </w:tcPr>
+          <w:p>
+            <w:r>
+              <w:rPr>
+                <w:b/>
+                <w:bCs/>
+                <w:color w:val="D97706"/>
+                <w:sz w:val="20"/>
+                <w:szCs w:val="20"/>
+              </w:rPr>
+              <w:t xml:space="preserve">● Yellow</w:t>
+            </w:r>
+          </w:p>
+        </w:tc>
+        <w:tc>
+          <w:tcPr>
+            <w:tcW w:type="dxa" w:w="3200"/>
+            <w:tcBorders>
+              <w:top w:val="single" w:color="CBD5E1" w:sz="1"/>
+              <w:left w:val="single" w:color="CBD5E1" w:sz="1"/>
+              <w:bottom w:val="single" w:color="CBD5E1" w:sz="1"/>
+              <w:right w:val="single" w:color="CBD5E1" w:sz="1"/>
+            </w:tcBorders>
+            <w:shd w:fill="FFFFFF" w:val="clear"/>
+            <w:tcMar>
+              <w:top w:type="dxa" w:w="60"/>
+              <w:left w:type="dxa" w:w="120"/>
+              <w:bottom w:type="dxa" w:w="60"/>
+              <w:right w:type="dxa" w:w="120"/>
+            </w:tcMar>
+          </w:tcPr>
+          <w:p>
+            <w:r>
+              <w:rPr>
+                <w:b/>
+                <w:bCs/>
+                <w:color w:val="D97706"/>
+                <w:sz w:val="20"/>
+                <w:szCs w:val="20"/>
+              </w:rPr>
+              <w:t xml:space="preserve">Business Trip</w:t>
+            </w:r>
+          </w:p>
+        </w:tc>
+        <w:tc>
+          <w:tcPr>
+            <w:tcW w:type="dxa" w:w="4760"/>
+            <w:tcBorders>
+              <w:top w:val="single" w:color="CBD5E1" w:sz="1"/>
+              <w:left w:val="single" w:color="CBD5E1" w:sz="1"/>
+              <w:bottom w:val="single" w:color="CBD5E1" w:sz="1"/>
+              <w:right w:val="single" w:color="CBD5E1" w:sz="1"/>
+            </w:tcBorders>
+            <w:shd w:fill="FFFFFF" w:val="clear"/>
+            <w:tcMar>
+              <w:top w:type="dxa" w:w="60"/>
+              <w:left w:type="dxa" w:w="120"/>
+              <w:bottom w:type="dxa" w:w="60"/>
+              <w:right w:type="dxa" w:w="120"/>
+            </w:tcMar>
+          </w:tcPr>
+          <w:p>
+            <w:r>
+              <w:rPr>
+                <w:b w:val="false"/>
+                <w:bCs w:val="false"/>
+                <w:color w:val="0F172A"/>
+                <w:sz w:val="20"/>
+                <w:szCs w:val="20"/>
+              </w:rPr>
+              <w:t xml:space="preserve">Trip (Shenzhen), Jakarta trip</w:t>
+            </w:r>
+          </w:p>
+        </w:tc>
+      </w:tr>
+      <w:tr>
+        <w:tc>
+          <w:tcPr>
+            <w:tcW w:type="dxa" w:w="1400"/>
+            <w:tcBorders>
+              <w:top w:val="single" w:color="CBD5E1" w:sz="1"/>
+              <w:left w:val="single" w:color="CBD5E1" w:sz="1"/>
+              <w:bottom w:val="single" w:color="CBD5E1" w:sz="1"/>
+              <w:right w:val="single" w:color="CBD5E1" w:sz="1"/>
+            </w:tcBorders>
+            <w:shd w:fill="FFFFFF" w:val="clear"/>
+            <w:tcMar>
+              <w:top w:type="dxa" w:w="60"/>
+              <w:left w:type="dxa" w:w="120"/>
+              <w:bottom w:type="dxa" w:w="60"/>
+              <w:right w:type="dxa" w:w="120"/>
+            </w:tcMar>
+          </w:tcPr>
+          <w:p>
+            <w:r>
+              <w:rPr>
+                <w:b/>
+                <w:bCs/>
+                <w:color w:val="64748B"/>
+                <w:sz w:val="20"/>
+                <w:szCs w:val="20"/>
+              </w:rPr>
+              <w:t xml:space="preserve">● Gray</w:t>
+            </w:r>
+          </w:p>
+        </w:tc>
+        <w:tc>
+          <w:tcPr>
+            <w:tcW w:type="dxa" w:w="3200"/>
+            <w:tcBorders>
+              <w:top w:val="single" w:color="CBD5E1" w:sz="1"/>
+              <w:left w:val="single" w:color="CBD5E1" w:sz="1"/>
+              <w:bottom w:val="single" w:color="CBD5E1" w:sz="1"/>
+              <w:right w:val="single" w:color="CBD5E1" w:sz="1"/>
+            </w:tcBorders>
+            <w:shd w:fill="FFFFFF" w:val="clear"/>
+            <w:tcMar>
+              <w:top w:type="dxa" w:w="60"/>
+              <w:left w:type="dxa" w:w="120"/>
+              <w:bottom w:type="dxa" w:w="60"/>
+              <w:right w:type="dxa" w:w="120"/>
+            </w:tcMar>
+          </w:tcPr>
+          <w:p>
+            <w:r>
+              <w:rPr>
+                <w:b/>
+                <w:bCs/>
+                <w:color w:val="64748B"/>
+                <w:sz w:val="20"/>
+                <w:szCs w:val="20"/>
+              </w:rPr>
+              <w:t xml:space="preserve">Internal / OKR</w:t>
+            </w:r>
+          </w:p>
+        </w:tc>
+        <w:tc>
+          <w:tcPr>
+            <w:tcW w:type="dxa" w:w="4760"/>
+            <w:tcBorders>
+              <w:top w:val="single" w:color="CBD5E1" w:sz="1"/>
+              <w:left w:val="single" w:color="CBD5E1" w:sz="1"/>
+              <w:bottom w:val="single" w:color="CBD5E1" w:sz="1"/>
+              <w:right w:val="single" w:color="CBD5E1" w:sz="1"/>
+            </w:tcBorders>
+            <w:shd w:fill="FFFFFF" w:val="clear"/>
+            <w:tcMar>
+              <w:top w:type="dxa" w:w="60"/>
+              <w:left w:type="dxa" w:w="120"/>
+              <w:bottom w:type="dxa" w:w="60"/>
+              <w:right w:type="dxa" w:w="120"/>
+            </w:tcMar>
+          </w:tcPr>
+          <w:p>
+            <w:r>
+              <w:rPr>
+                <w:b w:val="false"/>
+                <w:bCs w:val="false"/>
+                <w:color w:val="0F172A"/>
+                <w:sz w:val="20"/>
+                <w:szCs w:val="20"/>
+              </w:rPr>
+              <w:t xml:space="preserve">OKR meeting, dashboard work</w:t>
+            </w:r>
+          </w:p>
+        </w:tc>
+      </w:tr>
+      <w:tr>
+        <w:tc>
+          <w:tcPr>
+            <w:tcW w:type="dxa" w:w="1400"/>
+            <w:tcBorders>
+              <w:top w:val="single" w:color="CBD5E1" w:sz="1"/>
+              <w:left w:val="single" w:color="CBD5E1" w:sz="1"/>
+              <w:bottom w:val="single" w:color="CBD5E1" w:sz="1"/>
+              <w:right w:val="single" w:color="CBD5E1" w:sz="1"/>
+            </w:tcBorders>
+            <w:shd w:fill="FFFFFF" w:val="clear"/>
+            <w:tcMar>
+              <w:top w:type="dxa" w:w="60"/>
+              <w:left w:type="dxa" w:w="120"/>
+              <w:bottom w:type="dxa" w:w="60"/>
+              <w:right w:type="dxa" w:w="120"/>
+            </w:tcMar>
+          </w:tcPr>
+          <w:p>
+            <w:r>
+              <w:rPr>
+                <w:b/>
+                <w:bCs/>
+                <w:color w:val="7C3AED"/>
+                <w:sz w:val="20"/>
+                <w:szCs w:val="20"/>
+              </w:rPr>
+              <w:t xml:space="preserve">● Purple</w:t>
+            </w:r>
+          </w:p>
+        </w:tc>
+        <w:tc>
+          <w:tcPr>
+            <w:tcW w:type="dxa" w:w="3200"/>
+            <w:tcBorders>
+              <w:top w:val="single" w:color="CBD5E1" w:sz="1"/>
+              <w:left w:val="single" w:color="CBD5E1" w:sz="1"/>
+              <w:bottom w:val="single" w:color="CBD5E1" w:sz="1"/>
+              <w:right w:val="single" w:color="CBD5E1" w:sz="1"/>
+            </w:tcBorders>
+            <w:shd w:fill="FFFFFF" w:val="clear"/>
+            <w:tcMar>
+              <w:top w:type="dxa" w:w="60"/>
+              <w:left w:type="dxa" w:w="120"/>
+              <w:bottom w:type="dxa" w:w="60"/>
+              <w:right w:type="dxa" w:w="120"/>
+            </w:tcMar>
+          </w:tcPr>
+          <w:p>
+            <w:r>
+              <w:rPr>
+                <w:b/>
+                <w:bCs/>
+                <w:color w:val="7C3AED"/>
+                <w:sz w:val="20"/>
+                <w:szCs w:val="20"/>
+              </w:rPr>
+              <w:t xml:space="preserve">Personal / Leave</w:t>
+            </w:r>
+          </w:p>
+        </w:tc>
+        <w:tc>
+          <w:tcPr>
+            <w:tcW w:type="dxa" w:w="4760"/>
+            <w:tcBorders>
+              <w:top w:val="single" w:color="CBD5E1" w:sz="1"/>
+              <w:left w:val="single" w:color="CBD5E1" w:sz="1"/>
+              <w:bottom w:val="single" w:color="CBD5E1" w:sz="1"/>
+              <w:right w:val="single" w:color="CBD5E1" w:sz="1"/>
+            </w:tcBorders>
+            <w:shd w:fill="FFFFFF" w:val="clear"/>
+            <w:tcMar>
+              <w:top w:type="dxa" w:w="60"/>
+              <w:left w:type="dxa" w:w="120"/>
+              <w:bottom w:type="dxa" w:w="60"/>
+              <w:right w:type="dxa" w:w="120"/>
+            </w:tcMar>
+          </w:tcPr>
+          <w:p>
+            <w:r>
+              <w:rPr>
+                <w:b w:val="false"/>
+                <w:bCs w:val="false"/>
+                <w:color w:val="0F172A"/>
+                <w:sz w:val="20"/>
+                <w:szCs w:val="20"/>
+              </w:rPr>
+              <w:t xml:space="preserve">Annual leave, personal</w:t>
+            </w:r>
+          </w:p>
+        </w:tc>
+      </w:tr>
+      <w:tr>
+        <w:tc>
+          <w:tcPr>
+            <w:tcW w:type="dxa" w:w="1400"/>
+            <w:tcBorders>
+              <w:top w:val="single" w:color="CBD5E1" w:sz="1"/>
+              <w:left w:val="single" w:color="CBD5E1" w:sz="1"/>
+              <w:bottom w:val="single" w:color="CBD5E1" w:sz="1"/>
+              <w:right w:val="single" w:color="CBD5E1" w:sz="1"/>
+            </w:tcBorders>
+            <w:shd w:fill="FFFFFF" w:val="clear"/>
+            <w:tcMar>
+              <w:top w:type="dxa" w:w="60"/>
+              <w:left w:type="dxa" w:w="120"/>
+              <w:bottom w:type="dxa" w:w="60"/>
+              <w:right w:type="dxa" w:w="120"/>
+            </w:tcMar>
+          </w:tcPr>
+          <w:p>
+            <w:r>
+              <w:rPr>
+                <w:b/>
+                <w:bCs/>
+                <w:color w:val="4F46E5"/>
+                <w:sz w:val="20"/>
+                <w:szCs w:val="20"/>
+              </w:rPr>
+              <w:t xml:space="preserve">● Indigo</w:t>
+            </w:r>
+          </w:p>
+        </w:tc>
+        <w:tc>
+          <w:tcPr>
+            <w:tcW w:type="dxa" w:w="3200"/>
+            <w:tcBorders>
+              <w:top w:val="single" w:color="CBD5E1" w:sz="1"/>
+              <w:left w:val="single" w:color="CBD5E1" w:sz="1"/>
+              <w:bottom w:val="single" w:color="CBD5E1" w:sz="1"/>
+              <w:right w:val="single" w:color="CBD5E1" w:sz="1"/>
+            </w:tcBorders>
+            <w:shd w:fill="FFFFFF" w:val="clear"/>
+            <w:tcMar>
+              <w:top w:type="dxa" w:w="60"/>
+              <w:left w:type="dxa" w:w="120"/>
+              <w:bottom w:type="dxa" w:w="60"/>
+              <w:right w:type="dxa" w:w="120"/>
+            </w:tcMar>
+          </w:tcPr>
+          <w:p>
+            <w:r>
+              <w:rPr>
+                <w:b/>
+                <w:bCs/>
+                <w:color w:val="4F46E5"/>
+                <w:sz w:val="20"/>
+                <w:szCs w:val="20"/>
+              </w:rPr>
+              <w:t xml:space="preserve">Other</w:t>
+            </w:r>
+          </w:p>
+        </w:tc>
+        <w:tc>
+          <w:tcPr>
+            <w:tcW w:type="dxa" w:w="4760"/>
+            <w:tcBorders>
+              <w:top w:val="single" w:color="CBD5E1" w:sz="1"/>
+              <w:left w:val="single" w:color="CBD5E1" w:sz="1"/>
+              <w:bottom w:val="single" w:color="CBD5E1" w:sz="1"/>
+              <w:right w:val="single" w:color="CBD5E1" w:sz="1"/>
+            </w:tcBorders>
+            <w:shd w:fill="FFFFFF" w:val="clear"/>
+            <w:tcMar>
+              <w:top w:type="dxa" w:w="60"/>
+              <w:left w:type="dxa" w:w="120"/>
+              <w:bottom w:type="dxa" w:w="60"/>
+              <w:right w:type="dxa" w:w="120"/>
+            </w:tcMar>
+          </w:tcPr>
+          <w:p>
+            <w:r>
+              <w:rPr>
+                <w:b w:val="false"/>
+                <w:bCs w:val="false"/>
+                <w:color w:val="0F172A"/>
+                <w:sz w:val="20"/>
+                <w:szCs w:val="20"/>
+              </w:rPr>
+              <w:t xml:space="preserve">Anything else</w:t>
+            </w:r>
+          </w:p>
+        </w:tc>
+      </w:tr>
+    </w:tbl>
     <w:p>
       <w:pPr>
         <w:pStyle w:val="Heading2"/>
       </w:pPr>
       <w:r>
-        <w:t xml:space="preserve">2. Language / Theme</w:t>
-      </w:r>
-    </w:p>
-    <w:p>
-      <w:pPr>
-        <w:pStyle w:val="ListParagraph"/>
-        <w:numPr>
-          <w:ilvl w:val="0"/>
-          <w:numId w:val="2"/>
-        </w:numPr>
-        <w:spacing w:after="60"/>
-      </w:pPr>
-      <w:r>
-        <w:t xml:space="preserve">Use the [EN / 한] button (bottom-left) to switch English ↔ Korean.</w:t>
-      </w:r>
-    </w:p>
-    <w:p>
-      <w:pPr>
-        <w:pStyle w:val="ListParagraph"/>
-        <w:numPr>
-          <w:ilvl w:val="0"/>
-          <w:numId w:val="2"/>
-        </w:numPr>
-        <w:spacing w:after="60"/>
-      </w:pPr>
-      <w:r>
-        <w:t xml:space="preserve">Use the sun/moon icon for dark/light mode.</w:t>
-      </w:r>
-    </w:p>
-    <w:p>
-      <w:pPr>
-        <w:pStyle w:val="Heading2"/>
-      </w:pPr>
-      <w:r>
-        <w:t xml:space="preserve">3. Screens</w:t>
+        <w:t xml:space="preserve">4. Screens</w:t>
       </w:r>
     </w:p>
     <w:tbl>
@@ -1159,7 +2260,7 @@
                 <w:sz w:val="20"/>
                 <w:szCs w:val="20"/>
               </w:rPr>
-              <w:t xml:space="preserve">Who's off today/this week/this month, headcount by team, lowest remaining leave, overlap alerts</w:t>
+              <w:t xml:space="preserve">Today / this week / this month, who's away today (trip·personal), counts by team &amp; category</w:t>
             </w:r>
           </w:p>
         </w:tc>
@@ -1221,7 +2322,7 @@
                 <w:sz w:val="20"/>
                 <w:szCs w:val="20"/>
               </w:rPr>
-              <w:t xml:space="preserve">Monthly calendar. Filter by team/employee/type, color-coded. Print button</w:t>
+              <w:t xml:space="preserve">Monthly calendar. Filter by team/member/category, color-coded. Print button</w:t>
             </w:r>
           </w:p>
         </w:tc>
@@ -1253,7 +2354,7 @@
                 <w:sz w:val="20"/>
                 <w:szCs w:val="20"/>
               </w:rPr>
-              <w:t xml:space="preserve">Employees</w:t>
+              <w:t xml:space="preserve">Members</w:t>
             </w:r>
           </w:p>
         </w:tc>
@@ -1283,7 +2384,7 @@
                 <w:sz w:val="20"/>
                 <w:szCs w:val="20"/>
               </w:rPr>
-              <w:t xml:space="preserve">Employee list &amp; balances. Export (CSV) to Excel</w:t>
+              <w:t xml:space="preserve">Team member list. Export (CSV)</w:t>
             </w:r>
           </w:p>
         </w:tc>
@@ -1315,7 +2416,7 @@
                 <w:sz w:val="20"/>
                 <w:szCs w:val="20"/>
               </w:rPr>
-              <w:t xml:space="preserve">Leave Entry</w:t>
+              <w:t xml:space="preserve">My Schedule</w:t>
             </w:r>
           </w:p>
         </w:tc>
@@ -1345,7 +2446,7 @@
                 <w:sz w:val="20"/>
                 <w:szCs w:val="20"/>
               </w:rPr>
-              <w:t xml:space="preserve">Add/edit leave, view an employee's history, usage by type</w:t>
+              <w:t xml:space="preserve">Add/edit entries, view a member's history</w:t>
             </w:r>
           </w:p>
         </w:tc>
@@ -1407,7 +2508,7 @@
                 <w:sz w:val="20"/>
                 <w:szCs w:val="20"/>
               </w:rPr>
-              <w:t xml:space="preserve">Headcount, remaining leave, upcoming leave per team</w:t>
+              <w:t xml:space="preserve">Headcount, this week's entries, upcoming per team</w:t>
             </w:r>
           </w:p>
         </w:tc>
@@ -1469,7 +2570,7 @@
                 <w:sz w:val="20"/>
                 <w:szCs w:val="20"/>
               </w:rPr>
-              <w:t xml:space="preserve">(Admin) leave rules, teams, holidays, edit-lock, year-end rollover</w:t>
+              <w:t xml:space="preserve">(Admin) teams, holidays, edit-lock PIN</w:t>
             </w:r>
           </w:p>
         </w:tc>
@@ -1480,7 +2581,7 @@
         <w:pStyle w:val="Heading2"/>
       </w:pPr>
       <w:r>
-        <w:t xml:space="preserve">4. Common tasks</w:t>
+        <w:t xml:space="preserve">5. Common tasks</w:t>
       </w:r>
     </w:p>
     <w:p>
@@ -1488,7 +2589,7 @@
         <w:pStyle w:val="Heading3"/>
       </w:pPr>
       <w:r>
-        <w:t xml:space="preserve">Check my leave</w:t>
+        <w:t xml:space="preserve">Check my schedule</w:t>
       </w:r>
     </w:p>
     <w:p>
@@ -1501,7 +2602,7 @@
         <w:spacing w:after="60"/>
       </w:pPr>
       <w:r>
-        <w:t xml:space="preserve">Leave Entry → pick your name in the employee filter at the top.</w:t>
+        <w:t xml:space="preserve">My Schedule → pick your name in the member filter at the top.</w:t>
       </w:r>
     </w:p>
     <w:p>
@@ -1514,7 +2615,7 @@
         <w:spacing w:after="60"/>
       </w:pPr>
       <w:r>
-        <w:t xml:space="preserve">Your leave history plus used / remaining balance appears.</w:t>
+        <w:t xml:space="preserve">Your entries (period · category · details) appear.</w:t>
       </w:r>
     </w:p>
     <w:p>
@@ -1522,7 +2623,7 @@
         <w:pStyle w:val="Heading3"/>
       </w:pPr>
       <w:r>
-        <w:t xml:space="preserve">Register leave (requires edit rights)</w:t>
+        <w:t xml:space="preserve">Add a schedule entry</w:t>
       </w:r>
     </w:p>
     <w:p>
@@ -1535,7 +2636,7 @@
         <w:spacing w:after="60"/>
       </w:pPr>
       <w:r>
-        <w:t xml:space="preserve">Leave Entry → [+ Register Leave] (top right)</w:t>
+        <w:t xml:space="preserve">My Schedule → [+ Add Schedule] (top right)</w:t>
       </w:r>
     </w:p>
     <w:p>
@@ -1548,7 +2649,7 @@
         <w:spacing w:after="60"/>
       </w:pPr>
       <w:r>
-        <w:t xml:space="preserve">Fill in employee / type / start-end dates / half-day / status / reason</w:t>
+        <w:t xml:space="preserve">Fill in member (you) / category / start–end dates / details</w:t>
       </w:r>
     </w:p>
     <w:p>
@@ -1561,20 +2662,7 @@
         <w:spacing w:after="60"/>
       </w:pPr>
       <w:r>
-        <w:t xml:space="preserve">Check estimated days → a ⚠️ warning shows if it exceeds remaining → Register</w:t>
-      </w:r>
-    </w:p>
-    <w:p>
-      <w:pPr>
-        <w:spacing w:after="120"/>
-      </w:pPr>
-      <w:r>
-        <w:rPr>
-          <w:color w:val="475569"/>
-          <w:sz w:val="20"/>
-          <w:szCs w:val="20"/>
-        </w:rPr>
-        <w:t xml:space="preserve">Leave types: Annual · Half-day (0.5) · Sick · Unpaid · Business Trip · Public Holiday · Other</w:t>
+        <w:t xml:space="preserve">Click [Add Schedule] → shared with everyone instantly</w:t>
       </w:r>
     </w:p>
     <w:p>
@@ -1587,7 +2675,7 @@
         <w:spacing w:after="60"/>
       </w:pPr>
       <w:r>
-        <w:t xml:space="preserve">Export to Excel: Export (CSV) button on the Employees or Leave Entry screen → opens in Excel.</w:t>
+        <w:t xml:space="preserve">See everyone's schedule: open Calendar — filter by team, person, or category.</w:t>
       </w:r>
     </w:p>
     <w:p>
@@ -1600,7 +2688,20 @@
         <w:spacing w:after="60"/>
       </w:pPr>
       <w:r>
-        <w:t xml:space="preserve">Print calendar: Print button (top-right of Calendar) → prints just the calendar.</w:t>
+        <w:t xml:space="preserve">Export to Excel: Export (CSV) button on Members or My Schedule.</w:t>
+      </w:r>
+    </w:p>
+    <w:p>
+      <w:pPr>
+        <w:pStyle w:val="ListParagraph"/>
+        <w:numPr>
+          <w:ilvl w:val="0"/>
+          <w:numId w:val="2"/>
+        </w:numPr>
+        <w:spacing w:after="60"/>
+      </w:pPr>
+      <w:r>
+        <w:t xml:space="preserve">Print calendar: Print (top-right of Calendar) → prints just the calendar.</w:t>
       </w:r>
     </w:p>
     <w:p>
@@ -1608,21 +2709,7 @@
         <w:pStyle w:val="Heading2"/>
       </w:pPr>
       <w:r>
-        <w:t xml:space="preserve">5. Remaining leave formula</w:t>
-      </w:r>
-    </w:p>
-    <w:p>
-      <w:pPr>
-        <w:shd w:fill="F1F5F9" w:val="clear"/>
-        <w:spacing w:after="120" w:before="80"/>
-      </w:pPr>
-      <w:r>
-        <w:rPr>
-          <w:rFonts w:ascii="Consolas" w:cs="Consolas" w:eastAsia="Consolas" w:hAnsi="Consolas"/>
-          <w:sz w:val="20"/>
-          <w:szCs w:val="20"/>
-        </w:rPr>
-        <w:t xml:space="preserve">Remaining = Entitlement + Carry-over − (Already-used + approved leave logged in the app)</w:t>
+        <w:t xml:space="preserve">6. For Admins</w:t>
       </w:r>
     </w:p>
     <w:p>
@@ -1635,7 +2722,7 @@
         <w:spacing w:after="60"/>
       </w:pPr>
       <w:r>
-        <w:t xml:space="preserve">Half-day = 0.5, weekends &amp; holidays excluded automatically (per settings)</w:t>
+        <w:t xml:space="preserve">Edit lock: Set a PIN in Settings; editing then requires [Unlock] (bottom-left). Empty PIN = anyone can edit.</w:t>
       </w:r>
     </w:p>
     <w:p>
@@ -1648,15 +2735,7 @@
         <w:spacing w:after="60"/>
       </w:pPr>
       <w:r>
-        <w:t xml:space="preserve">Sick / Business Trip / Public Holiday do not deduct from annual leave by default</w:t>
-      </w:r>
-    </w:p>
-    <w:p>
-      <w:pPr>
-        <w:pStyle w:val="Heading2"/>
-      </w:pPr>
-      <w:r>
-        <w:t xml:space="preserve">6. For Admins (HR)</w:t>
+        <w:t xml:space="preserve">Add/edit members: Members → [+ Add Employee] (name, team, position, join date).</w:t>
       </w:r>
     </w:p>
     <w:p>
@@ -1669,7 +2748,7 @@
         <w:spacing w:after="60"/>
       </w:pPr>
       <w:r>
-        <w:t xml:space="preserve">Edit lock: Set a PIN in Settings. After that, editing requires clicking [Unlock] (bottom-left) and entering the PIN. Empty PIN = anyone can edit.</w:t>
+        <w:t xml:space="preserve">Teams: Settings → add/remove teams, managers.</w:t>
       </w:r>
     </w:p>
     <w:p>
@@ -1682,46 +2761,7 @@
         <w:spacing w:after="60"/>
       </w:pPr>
       <w:r>
-        <w:t xml:space="preserve">Add/edit employees: Employees → [+ Add Employee]. Put first-half usage into 'Already Used (before system)' so balances are correct.</w:t>
-      </w:r>
-    </w:p>
-    <w:p>
-      <w:pPr>
-        <w:pStyle w:val="ListParagraph"/>
-        <w:numPr>
-          <w:ilvl w:val="0"/>
-          <w:numId w:val="2"/>
-        </w:numPr>
-        <w:spacing w:after="60"/>
-      </w:pPr>
-      <w:r>
-        <w:t xml:space="preserve">Teams: Settings → add/remove teams, managers, alert thresholds.</w:t>
-      </w:r>
-    </w:p>
-    <w:p>
-      <w:pPr>
-        <w:pStyle w:val="ListParagraph"/>
-        <w:numPr>
-          <w:ilvl w:val="0"/>
-          <w:numId w:val="2"/>
-        </w:numPr>
-        <w:spacing w:after="60"/>
-      </w:pPr>
-      <w:r>
-        <w:t xml:space="preserve">Holidays: Settings → register holidays by country.</w:t>
-      </w:r>
-    </w:p>
-    <w:p>
-      <w:pPr>
-        <w:pStyle w:val="ListParagraph"/>
-        <w:numPr>
-          <w:ilvl w:val="0"/>
-          <w:numId w:val="2"/>
-        </w:numPr>
-        <w:spacing w:after="60"/>
-      </w:pPr>
-      <w:r>
-        <w:t xml:space="preserve">Year-end rollover: Settings → moves remaining into next year's carry-over and resets that year's records. Cannot be undone — export a backup first.</w:t>
+        <w:t xml:space="preserve">Holidays: Settings → register holidays by country (shown on the calendar).</w:t>
       </w:r>
     </w:p>
     <w:p>
@@ -1798,7 +2838,7 @@
           <w:iCs/>
           <w:color w:val="334155"/>
         </w:rPr>
-        <w:t xml:space="preserve">Giao diện ứng dụng có tiếng Hàn/tiếng Anh. Hướng dẫn này dùng nhãn tiếng Anh (hãy bấm [EN] ở góc dưới bên trái).</w:t>
+        <w:t xml:space="preserve">Giao diện có tiếng Hàn/tiếng Anh. Hướng dẫn này dùng nhãn tiếng Anh (bấm [EN] ở góc dưới bên trái).</w:t>
       </w:r>
     </w:p>
     <w:p>
@@ -1832,7 +2872,7 @@
         <w:spacing w:after="60"/>
       </w:pPr>
       <w:r>
-        <w:t xml:space="preserve">Dùng được trên máy tính và điện thoại.</w:t>
+        <w:t xml:space="preserve">Dùng được trên máy tính và điện thoại. Mọi người xem cùng một dữ liệu theo thời gian thực.</w:t>
       </w:r>
     </w:p>
     <w:p>
@@ -1874,7 +2914,588 @@
         <w:pStyle w:val="Heading2"/>
       </w:pPr>
       <w:r>
-        <w:t xml:space="preserve">3. Các màn hình</w:t>
+        <w:t xml:space="preserve">3. Loại lịch (màu sắc)</w:t>
+      </w:r>
+    </w:p>
+    <w:tbl>
+      <w:tblPr>
+        <w:tblW w:type="dxa" w:w="9360"/>
+        <w:tblBorders>
+          <w:top w:val="single" w:color="auto" w:sz="4"/>
+          <w:left w:val="single" w:color="auto" w:sz="4"/>
+          <w:bottom w:val="single" w:color="auto" w:sz="4"/>
+          <w:right w:val="single" w:color="auto" w:sz="4"/>
+          <w:insideH w:val="single" w:color="auto" w:sz="4"/>
+          <w:insideV w:val="single" w:color="auto" w:sz="4"/>
+        </w:tblBorders>
+      </w:tblPr>
+      <w:tblGrid>
+        <w:gridCol w:w="1400"/>
+        <w:gridCol w:w="3200"/>
+        <w:gridCol w:w="4760"/>
+      </w:tblGrid>
+      <w:tr>
+        <w:trPr>
+          <w:tblHeader/>
+        </w:trPr>
+        <w:tc>
+          <w:tcPr>
+            <w:tcW w:type="dxa" w:w="1400"/>
+            <w:tcBorders>
+              <w:top w:val="single" w:color="CBD5E1" w:sz="1"/>
+              <w:left w:val="single" w:color="CBD5E1" w:sz="1"/>
+              <w:bottom w:val="single" w:color="CBD5E1" w:sz="1"/>
+              <w:right w:val="single" w:color="CBD5E1" w:sz="1"/>
+            </w:tcBorders>
+            <w:shd w:fill="4F46E5" w:val="clear"/>
+            <w:tcMar>
+              <w:top w:type="dxa" w:w="60"/>
+              <w:left w:type="dxa" w:w="120"/>
+              <w:bottom w:type="dxa" w:w="60"/>
+              <w:right w:type="dxa" w:w="120"/>
+            </w:tcMar>
+          </w:tcPr>
+          <w:p>
+            <w:r>
+              <w:rPr>
+                <w:b/>
+                <w:bCs/>
+                <w:color w:val="FFFFFF"/>
+                <w:sz w:val="20"/>
+                <w:szCs w:val="20"/>
+              </w:rPr>
+              <w:t xml:space="preserve">Màu</w:t>
+            </w:r>
+          </w:p>
+        </w:tc>
+        <w:tc>
+          <w:tcPr>
+            <w:tcW w:type="dxa" w:w="3200"/>
+            <w:tcBorders>
+              <w:top w:val="single" w:color="CBD5E1" w:sz="1"/>
+              <w:left w:val="single" w:color="CBD5E1" w:sz="1"/>
+              <w:bottom w:val="single" w:color="CBD5E1" w:sz="1"/>
+              <w:right w:val="single" w:color="CBD5E1" w:sz="1"/>
+            </w:tcBorders>
+            <w:shd w:fill="4F46E5" w:val="clear"/>
+            <w:tcMar>
+              <w:top w:type="dxa" w:w="60"/>
+              <w:left w:type="dxa" w:w="120"/>
+              <w:bottom w:type="dxa" w:w="60"/>
+              <w:right w:type="dxa" w:w="120"/>
+            </w:tcMar>
+          </w:tcPr>
+          <w:p>
+            <w:r>
+              <w:rPr>
+                <w:b/>
+                <w:bCs/>
+                <w:color w:val="FFFFFF"/>
+                <w:sz w:val="20"/>
+                <w:szCs w:val="20"/>
+              </w:rPr>
+              <w:t xml:space="preserve">Loại</w:t>
+            </w:r>
+          </w:p>
+        </w:tc>
+        <w:tc>
+          <w:tcPr>
+            <w:tcW w:type="dxa" w:w="4760"/>
+            <w:tcBorders>
+              <w:top w:val="single" w:color="CBD5E1" w:sz="1"/>
+              <w:left w:val="single" w:color="CBD5E1" w:sz="1"/>
+              <w:bottom w:val="single" w:color="CBD5E1" w:sz="1"/>
+              <w:right w:val="single" w:color="CBD5E1" w:sz="1"/>
+            </w:tcBorders>
+            <w:shd w:fill="4F46E5" w:val="clear"/>
+            <w:tcMar>
+              <w:top w:type="dxa" w:w="60"/>
+              <w:left w:type="dxa" w:w="120"/>
+              <w:bottom w:type="dxa" w:w="60"/>
+              <w:right w:type="dxa" w:w="120"/>
+            </w:tcMar>
+          </w:tcPr>
+          <w:p>
+            <w:r>
+              <w:rPr>
+                <w:b/>
+                <w:bCs/>
+                <w:color w:val="FFFFFF"/>
+                <w:sz w:val="20"/>
+                <w:szCs w:val="20"/>
+              </w:rPr>
+              <w:t xml:space="preserve">Ví dụ</w:t>
+            </w:r>
+          </w:p>
+        </w:tc>
+      </w:tr>
+      <w:tr>
+        <w:tc>
+          <w:tcPr>
+            <w:tcW w:type="dxa" w:w="1400"/>
+            <w:tcBorders>
+              <w:top w:val="single" w:color="CBD5E1" w:sz="1"/>
+              <w:left w:val="single" w:color="CBD5E1" w:sz="1"/>
+              <w:bottom w:val="single" w:color="CBD5E1" w:sz="1"/>
+              <w:right w:val="single" w:color="CBD5E1" w:sz="1"/>
+            </w:tcBorders>
+            <w:shd w:fill="FFFFFF" w:val="clear"/>
+            <w:tcMar>
+              <w:top w:type="dxa" w:w="60"/>
+              <w:left w:type="dxa" w:w="120"/>
+              <w:bottom w:type="dxa" w:w="60"/>
+              <w:right w:type="dxa" w:w="120"/>
+            </w:tcMar>
+          </w:tcPr>
+          <w:p>
+            <w:r>
+              <w:rPr>
+                <w:b/>
+                <w:bCs/>
+                <w:color w:val="16A34A"/>
+                <w:sz w:val="20"/>
+                <w:szCs w:val="20"/>
+              </w:rPr>
+              <w:t xml:space="preserve">● Xanh lá</w:t>
+            </w:r>
+          </w:p>
+        </w:tc>
+        <w:tc>
+          <w:tcPr>
+            <w:tcW w:type="dxa" w:w="3200"/>
+            <w:tcBorders>
+              <w:top w:val="single" w:color="CBD5E1" w:sz="1"/>
+              <w:left w:val="single" w:color="CBD5E1" w:sz="1"/>
+              <w:bottom w:val="single" w:color="CBD5E1" w:sz="1"/>
+              <w:right w:val="single" w:color="CBD5E1" w:sz="1"/>
+            </w:tcBorders>
+            <w:shd w:fill="FFFFFF" w:val="clear"/>
+            <w:tcMar>
+              <w:top w:type="dxa" w:w="60"/>
+              <w:left w:type="dxa" w:w="120"/>
+              <w:bottom w:type="dxa" w:w="60"/>
+              <w:right w:type="dxa" w:w="120"/>
+            </w:tcMar>
+          </w:tcPr>
+          <w:p>
+            <w:r>
+              <w:rPr>
+                <w:b/>
+                <w:bCs/>
+                <w:color w:val="16A34A"/>
+                <w:sz w:val="20"/>
+                <w:szCs w:val="20"/>
+              </w:rPr>
+              <w:t xml:space="preserve">Fair / Sales Call (hội chợ / sales)</w:t>
+            </w:r>
+          </w:p>
+        </w:tc>
+        <w:tc>
+          <w:tcPr>
+            <w:tcW w:type="dxa" w:w="4760"/>
+            <w:tcBorders>
+              <w:top w:val="single" w:color="CBD5E1" w:sz="1"/>
+              <w:left w:val="single" w:color="CBD5E1" w:sz="1"/>
+              <w:bottom w:val="single" w:color="CBD5E1" w:sz="1"/>
+              <w:right w:val="single" w:color="CBD5E1" w:sz="1"/>
+            </w:tcBorders>
+            <w:shd w:fill="FFFFFF" w:val="clear"/>
+            <w:tcMar>
+              <w:top w:type="dxa" w:w="60"/>
+              <w:left w:type="dxa" w:w="120"/>
+              <w:bottom w:type="dxa" w:w="60"/>
+              <w:right w:type="dxa" w:w="120"/>
+            </w:tcMar>
+          </w:tcPr>
+          <w:p>
+            <w:r>
+              <w:rPr>
+                <w:b w:val="false"/>
+                <w:bCs w:val="false"/>
+                <w:color w:val="0F172A"/>
+                <w:sz w:val="20"/>
+                <w:szCs w:val="20"/>
+              </w:rPr>
+              <w:t xml:space="preserve">Thai Travel Fair, China Sales Call</w:t>
+            </w:r>
+          </w:p>
+        </w:tc>
+      </w:tr>
+      <w:tr>
+        <w:tc>
+          <w:tcPr>
+            <w:tcW w:type="dxa" w:w="1400"/>
+            <w:tcBorders>
+              <w:top w:val="single" w:color="CBD5E1" w:sz="1"/>
+              <w:left w:val="single" w:color="CBD5E1" w:sz="1"/>
+              <w:bottom w:val="single" w:color="CBD5E1" w:sz="1"/>
+              <w:right w:val="single" w:color="CBD5E1" w:sz="1"/>
+            </w:tcBorders>
+            <w:shd w:fill="FFFFFF" w:val="clear"/>
+            <w:tcMar>
+              <w:top w:type="dxa" w:w="60"/>
+              <w:left w:type="dxa" w:w="120"/>
+              <w:bottom w:type="dxa" w:w="60"/>
+              <w:right w:type="dxa" w:w="120"/>
+            </w:tcMar>
+          </w:tcPr>
+          <w:p>
+            <w:r>
+              <w:rPr>
+                <w:b/>
+                <w:bCs/>
+                <w:color w:val="D97706"/>
+                <w:sz w:val="20"/>
+                <w:szCs w:val="20"/>
+              </w:rPr>
+              <w:t xml:space="preserve">● Vàng</w:t>
+            </w:r>
+          </w:p>
+        </w:tc>
+        <w:tc>
+          <w:tcPr>
+            <w:tcW w:type="dxa" w:w="3200"/>
+            <w:tcBorders>
+              <w:top w:val="single" w:color="CBD5E1" w:sz="1"/>
+              <w:left w:val="single" w:color="CBD5E1" w:sz="1"/>
+              <w:bottom w:val="single" w:color="CBD5E1" w:sz="1"/>
+              <w:right w:val="single" w:color="CBD5E1" w:sz="1"/>
+            </w:tcBorders>
+            <w:shd w:fill="FFFFFF" w:val="clear"/>
+            <w:tcMar>
+              <w:top w:type="dxa" w:w="60"/>
+              <w:left w:type="dxa" w:w="120"/>
+              <w:bottom w:type="dxa" w:w="60"/>
+              <w:right w:type="dxa" w:w="120"/>
+            </w:tcMar>
+          </w:tcPr>
+          <w:p>
+            <w:r>
+              <w:rPr>
+                <w:b/>
+                <w:bCs/>
+                <w:color w:val="D97706"/>
+                <w:sz w:val="20"/>
+                <w:szCs w:val="20"/>
+              </w:rPr>
+              <w:t xml:space="preserve">Business Trip (công tác)</w:t>
+            </w:r>
+          </w:p>
+        </w:tc>
+        <w:tc>
+          <w:tcPr>
+            <w:tcW w:type="dxa" w:w="4760"/>
+            <w:tcBorders>
+              <w:top w:val="single" w:color="CBD5E1" w:sz="1"/>
+              <w:left w:val="single" w:color="CBD5E1" w:sz="1"/>
+              <w:bottom w:val="single" w:color="CBD5E1" w:sz="1"/>
+              <w:right w:val="single" w:color="CBD5E1" w:sz="1"/>
+            </w:tcBorders>
+            <w:shd w:fill="FFFFFF" w:val="clear"/>
+            <w:tcMar>
+              <w:top w:type="dxa" w:w="60"/>
+              <w:left w:type="dxa" w:w="120"/>
+              <w:bottom w:type="dxa" w:w="60"/>
+              <w:right w:type="dxa" w:w="120"/>
+            </w:tcMar>
+          </w:tcPr>
+          <w:p>
+            <w:r>
+              <w:rPr>
+                <w:b w:val="false"/>
+                <w:bCs w:val="false"/>
+                <w:color w:val="0F172A"/>
+                <w:sz w:val="20"/>
+                <w:szCs w:val="20"/>
+              </w:rPr>
+              <w:t xml:space="preserve">Công tác Thâm Quyến, Jakarta</w:t>
+            </w:r>
+          </w:p>
+        </w:tc>
+      </w:tr>
+      <w:tr>
+        <w:tc>
+          <w:tcPr>
+            <w:tcW w:type="dxa" w:w="1400"/>
+            <w:tcBorders>
+              <w:top w:val="single" w:color="CBD5E1" w:sz="1"/>
+              <w:left w:val="single" w:color="CBD5E1" w:sz="1"/>
+              <w:bottom w:val="single" w:color="CBD5E1" w:sz="1"/>
+              <w:right w:val="single" w:color="CBD5E1" w:sz="1"/>
+            </w:tcBorders>
+            <w:shd w:fill="FFFFFF" w:val="clear"/>
+            <w:tcMar>
+              <w:top w:type="dxa" w:w="60"/>
+              <w:left w:type="dxa" w:w="120"/>
+              <w:bottom w:type="dxa" w:w="60"/>
+              <w:right w:type="dxa" w:w="120"/>
+            </w:tcMar>
+          </w:tcPr>
+          <w:p>
+            <w:r>
+              <w:rPr>
+                <w:b/>
+                <w:bCs/>
+                <w:color w:val="64748B"/>
+                <w:sz w:val="20"/>
+                <w:szCs w:val="20"/>
+              </w:rPr>
+              <w:t xml:space="preserve">● Xám</w:t>
+            </w:r>
+          </w:p>
+        </w:tc>
+        <w:tc>
+          <w:tcPr>
+            <w:tcW w:type="dxa" w:w="3200"/>
+            <w:tcBorders>
+              <w:top w:val="single" w:color="CBD5E1" w:sz="1"/>
+              <w:left w:val="single" w:color="CBD5E1" w:sz="1"/>
+              <w:bottom w:val="single" w:color="CBD5E1" w:sz="1"/>
+              <w:right w:val="single" w:color="CBD5E1" w:sz="1"/>
+            </w:tcBorders>
+            <w:shd w:fill="FFFFFF" w:val="clear"/>
+            <w:tcMar>
+              <w:top w:type="dxa" w:w="60"/>
+              <w:left w:type="dxa" w:w="120"/>
+              <w:bottom w:type="dxa" w:w="60"/>
+              <w:right w:type="dxa" w:w="120"/>
+            </w:tcMar>
+          </w:tcPr>
+          <w:p>
+            <w:r>
+              <w:rPr>
+                <w:b/>
+                <w:bCs/>
+                <w:color w:val="64748B"/>
+                <w:sz w:val="20"/>
+                <w:szCs w:val="20"/>
+              </w:rPr>
+              <w:t xml:space="preserve">Internal / OKR (việc nội bộ)</w:t>
+            </w:r>
+          </w:p>
+        </w:tc>
+        <w:tc>
+          <w:tcPr>
+            <w:tcW w:type="dxa" w:w="4760"/>
+            <w:tcBorders>
+              <w:top w:val="single" w:color="CBD5E1" w:sz="1"/>
+              <w:left w:val="single" w:color="CBD5E1" w:sz="1"/>
+              <w:bottom w:val="single" w:color="CBD5E1" w:sz="1"/>
+              <w:right w:val="single" w:color="CBD5E1" w:sz="1"/>
+            </w:tcBorders>
+            <w:shd w:fill="FFFFFF" w:val="clear"/>
+            <w:tcMar>
+              <w:top w:type="dxa" w:w="60"/>
+              <w:left w:type="dxa" w:w="120"/>
+              <w:bottom w:type="dxa" w:w="60"/>
+              <w:right w:type="dxa" w:w="120"/>
+            </w:tcMar>
+          </w:tcPr>
+          <w:p>
+            <w:r>
+              <w:rPr>
+                <w:b w:val="false"/>
+                <w:bCs w:val="false"/>
+                <w:color w:val="0F172A"/>
+                <w:sz w:val="20"/>
+                <w:szCs w:val="20"/>
+              </w:rPr>
+              <w:t xml:space="preserve">Họp OKR, làm dashboard</w:t>
+            </w:r>
+          </w:p>
+        </w:tc>
+      </w:tr>
+      <w:tr>
+        <w:tc>
+          <w:tcPr>
+            <w:tcW w:type="dxa" w:w="1400"/>
+            <w:tcBorders>
+              <w:top w:val="single" w:color="CBD5E1" w:sz="1"/>
+              <w:left w:val="single" w:color="CBD5E1" w:sz="1"/>
+              <w:bottom w:val="single" w:color="CBD5E1" w:sz="1"/>
+              <w:right w:val="single" w:color="CBD5E1" w:sz="1"/>
+            </w:tcBorders>
+            <w:shd w:fill="FFFFFF" w:val="clear"/>
+            <w:tcMar>
+              <w:top w:type="dxa" w:w="60"/>
+              <w:left w:type="dxa" w:w="120"/>
+              <w:bottom w:type="dxa" w:w="60"/>
+              <w:right w:type="dxa" w:w="120"/>
+            </w:tcMar>
+          </w:tcPr>
+          <w:p>
+            <w:r>
+              <w:rPr>
+                <w:b/>
+                <w:bCs/>
+                <w:color w:val="7C3AED"/>
+                <w:sz w:val="20"/>
+                <w:szCs w:val="20"/>
+              </w:rPr>
+              <w:t xml:space="preserve">● Tím</w:t>
+            </w:r>
+          </w:p>
+        </w:tc>
+        <w:tc>
+          <w:tcPr>
+            <w:tcW w:type="dxa" w:w="3200"/>
+            <w:tcBorders>
+              <w:top w:val="single" w:color="CBD5E1" w:sz="1"/>
+              <w:left w:val="single" w:color="CBD5E1" w:sz="1"/>
+              <w:bottom w:val="single" w:color="CBD5E1" w:sz="1"/>
+              <w:right w:val="single" w:color="CBD5E1" w:sz="1"/>
+            </w:tcBorders>
+            <w:shd w:fill="FFFFFF" w:val="clear"/>
+            <w:tcMar>
+              <w:top w:type="dxa" w:w="60"/>
+              <w:left w:type="dxa" w:w="120"/>
+              <w:bottom w:type="dxa" w:w="60"/>
+              <w:right w:type="dxa" w:w="120"/>
+            </w:tcMar>
+          </w:tcPr>
+          <w:p>
+            <w:r>
+              <w:rPr>
+                <w:b/>
+                <w:bCs/>
+                <w:color w:val="7C3AED"/>
+                <w:sz w:val="20"/>
+                <w:szCs w:val="20"/>
+              </w:rPr>
+              <w:t xml:space="preserve">Personal / Leave (cá nhân / nghỉ)</w:t>
+            </w:r>
+          </w:p>
+        </w:tc>
+        <w:tc>
+          <w:tcPr>
+            <w:tcW w:type="dxa" w:w="4760"/>
+            <w:tcBorders>
+              <w:top w:val="single" w:color="CBD5E1" w:sz="1"/>
+              <w:left w:val="single" w:color="CBD5E1" w:sz="1"/>
+              <w:bottom w:val="single" w:color="CBD5E1" w:sz="1"/>
+              <w:right w:val="single" w:color="CBD5E1" w:sz="1"/>
+            </w:tcBorders>
+            <w:shd w:fill="FFFFFF" w:val="clear"/>
+            <w:tcMar>
+              <w:top w:type="dxa" w:w="60"/>
+              <w:left w:type="dxa" w:w="120"/>
+              <w:bottom w:type="dxa" w:w="60"/>
+              <w:right w:type="dxa" w:w="120"/>
+            </w:tcMar>
+          </w:tcPr>
+          <w:p>
+            <w:r>
+              <w:rPr>
+                <w:b w:val="false"/>
+                <w:bCs w:val="false"/>
+                <w:color w:val="0F172A"/>
+                <w:sz w:val="20"/>
+                <w:szCs w:val="20"/>
+              </w:rPr>
+              <w:t xml:space="preserve">Nghỉ phép, việc cá nhân</w:t>
+            </w:r>
+          </w:p>
+        </w:tc>
+      </w:tr>
+      <w:tr>
+        <w:tc>
+          <w:tcPr>
+            <w:tcW w:type="dxa" w:w="1400"/>
+            <w:tcBorders>
+              <w:top w:val="single" w:color="CBD5E1" w:sz="1"/>
+              <w:left w:val="single" w:color="CBD5E1" w:sz="1"/>
+              <w:bottom w:val="single" w:color="CBD5E1" w:sz="1"/>
+              <w:right w:val="single" w:color="CBD5E1" w:sz="1"/>
+            </w:tcBorders>
+            <w:shd w:fill="FFFFFF" w:val="clear"/>
+            <w:tcMar>
+              <w:top w:type="dxa" w:w="60"/>
+              <w:left w:type="dxa" w:w="120"/>
+              <w:bottom w:type="dxa" w:w="60"/>
+              <w:right w:type="dxa" w:w="120"/>
+            </w:tcMar>
+          </w:tcPr>
+          <w:p>
+            <w:r>
+              <w:rPr>
+                <w:b/>
+                <w:bCs/>
+                <w:color w:val="4F46E5"/>
+                <w:sz w:val="20"/>
+                <w:szCs w:val="20"/>
+              </w:rPr>
+              <w:t xml:space="preserve">● Chàm</w:t>
+            </w:r>
+          </w:p>
+        </w:tc>
+        <w:tc>
+          <w:tcPr>
+            <w:tcW w:type="dxa" w:w="3200"/>
+            <w:tcBorders>
+              <w:top w:val="single" w:color="CBD5E1" w:sz="1"/>
+              <w:left w:val="single" w:color="CBD5E1" w:sz="1"/>
+              <w:bottom w:val="single" w:color="CBD5E1" w:sz="1"/>
+              <w:right w:val="single" w:color="CBD5E1" w:sz="1"/>
+            </w:tcBorders>
+            <w:shd w:fill="FFFFFF" w:val="clear"/>
+            <w:tcMar>
+              <w:top w:type="dxa" w:w="60"/>
+              <w:left w:type="dxa" w:w="120"/>
+              <w:bottom w:type="dxa" w:w="60"/>
+              <w:right w:type="dxa" w:w="120"/>
+            </w:tcMar>
+          </w:tcPr>
+          <w:p>
+            <w:r>
+              <w:rPr>
+                <w:b/>
+                <w:bCs/>
+                <w:color w:val="4F46E5"/>
+                <w:sz w:val="20"/>
+                <w:szCs w:val="20"/>
+              </w:rPr>
+              <w:t xml:space="preserve">Other (khác)</w:t>
+            </w:r>
+          </w:p>
+        </w:tc>
+        <w:tc>
+          <w:tcPr>
+            <w:tcW w:type="dxa" w:w="4760"/>
+            <w:tcBorders>
+              <w:top w:val="single" w:color="CBD5E1" w:sz="1"/>
+              <w:left w:val="single" w:color="CBD5E1" w:sz="1"/>
+              <w:bottom w:val="single" w:color="CBD5E1" w:sz="1"/>
+              <w:right w:val="single" w:color="CBD5E1" w:sz="1"/>
+            </w:tcBorders>
+            <w:shd w:fill="FFFFFF" w:val="clear"/>
+            <w:tcMar>
+              <w:top w:type="dxa" w:w="60"/>
+              <w:left w:type="dxa" w:w="120"/>
+              <w:bottom w:type="dxa" w:w="60"/>
+              <w:right w:type="dxa" w:w="120"/>
+            </w:tcMar>
+          </w:tcPr>
+          <w:p>
+            <w:r>
+              <w:rPr>
+                <w:b w:val="false"/>
+                <w:bCs w:val="false"/>
+                <w:color w:val="0F172A"/>
+                <w:sz w:val="20"/>
+                <w:szCs w:val="20"/>
+              </w:rPr>
+              <w:t xml:space="preserve">Việc khác</w:t>
+            </w:r>
+          </w:p>
+        </w:tc>
+      </w:tr>
+    </w:tbl>
+    <w:p>
+      <w:pPr>
+        <w:pStyle w:val="Heading2"/>
+      </w:pPr>
+      <w:r>
+        <w:t xml:space="preserve">4. Các màn hình</w:t>
       </w:r>
     </w:p>
     <w:tbl>
@@ -2015,7 +3636,7 @@
                 <w:sz w:val="20"/>
                 <w:szCs w:val="20"/>
               </w:rPr>
-              <w:t xml:space="preserve">Ai nghỉ hôm nay/tuần này/tháng này, số người theo nhóm, ai còn ít phép, cảnh báo trùng lịch</w:t>
+              <w:t xml:space="preserve">Lịch hôm nay / tuần này / tháng này, ai vắng mặt hôm nay, thống kê theo nhóm &amp; loại</w:t>
             </w:r>
           </w:p>
         </w:tc>
@@ -2077,7 +3698,7 @@
                 <w:sz w:val="20"/>
                 <w:szCs w:val="20"/>
               </w:rPr>
-              <w:t xml:space="preserve">Lịch tháng. Lọc theo nhóm/nhân viên/loại, có màu. Nút Print để in</w:t>
+              <w:t xml:space="preserve">Lịch tháng. Lọc theo nhóm/thành viên/loại, có màu. Nút Print</w:t>
             </w:r>
           </w:p>
         </w:tc>
@@ -2109,7 +3730,7 @@
                 <w:sz w:val="20"/>
                 <w:szCs w:val="20"/>
               </w:rPr>
-              <w:t xml:space="preserve">Employees</w:t>
+              <w:t xml:space="preserve">Members</w:t>
             </w:r>
           </w:p>
         </w:tc>
@@ -2139,7 +3760,7 @@
                 <w:sz w:val="20"/>
                 <w:szCs w:val="20"/>
               </w:rPr>
-              <w:t xml:space="preserve">Danh sách nhân viên &amp; số phép. Export (CSV) ra Excel</w:t>
+              <w:t xml:space="preserve">Danh sách thành viên. Export (CSV)</w:t>
             </w:r>
           </w:p>
         </w:tc>
@@ -2171,7 +3792,7 @@
                 <w:sz w:val="20"/>
                 <w:szCs w:val="20"/>
               </w:rPr>
-              <w:t xml:space="preserve">Leave Entry</w:t>
+              <w:t xml:space="preserve">My Schedule</w:t>
             </w:r>
           </w:p>
         </w:tc>
@@ -2201,7 +3822,7 @@
                 <w:sz w:val="20"/>
                 <w:szCs w:val="20"/>
               </w:rPr>
-              <w:t xml:space="preserve">Thêm/sửa nghỉ phép, xem lịch sử của một nhân viên, thống kê theo loại</w:t>
+              <w:t xml:space="preserve">Thêm/sửa lịch, xem lịch của từng người</w:t>
             </w:r>
           </w:p>
         </w:tc>
@@ -2263,7 +3884,7 @@
                 <w:sz w:val="20"/>
                 <w:szCs w:val="20"/>
               </w:rPr>
-              <w:t xml:space="preserve">Số người, phép còn lại, lịch nghỉ sắp tới theo nhóm</w:t>
+              <w:t xml:space="preserve">Số người, lịch tuần này, lịch sắp tới theo nhóm</w:t>
             </w:r>
           </w:p>
         </w:tc>
@@ -2325,7 +3946,7 @@
                 <w:sz w:val="20"/>
                 <w:szCs w:val="20"/>
               </w:rPr>
-              <w:t xml:space="preserve">(Quản trị) quy tắc phép, nhóm, ngày lễ, khóa chỉnh sửa, chuyển phép cuối năm</w:t>
+              <w:t xml:space="preserve">(Quản trị) nhóm, ngày lễ, PIN khóa chỉnh sửa</w:t>
             </w:r>
           </w:p>
         </w:tc>
@@ -2336,7 +3957,7 @@
         <w:pStyle w:val="Heading2"/>
       </w:pPr>
       <w:r>
-        <w:t xml:space="preserve">4. Thao tác thường dùng</w:t>
+        <w:t xml:space="preserve">5. Thao tác thường dùng</w:t>
       </w:r>
     </w:p>
     <w:p>
@@ -2344,7 +3965,7 @@
         <w:pStyle w:val="Heading3"/>
       </w:pPr>
       <w:r>
-        <w:t xml:space="preserve">Xem phép của tôi</w:t>
+        <w:t xml:space="preserve">Xem lịch của tôi</w:t>
       </w:r>
     </w:p>
     <w:p>
@@ -2357,7 +3978,7 @@
         <w:spacing w:after="60"/>
       </w:pPr>
       <w:r>
-        <w:t xml:space="preserve">Leave Entry → chọn tên bạn ở bộ lọc nhân viên phía trên.</w:t>
+        <w:t xml:space="preserve">My Schedule → chọn tên bạn ở bộ lọc thành viên phía trên.</w:t>
       </w:r>
     </w:p>
     <w:p>
@@ -2370,7 +3991,7 @@
         <w:spacing w:after="60"/>
       </w:pPr>
       <w:r>
-        <w:t xml:space="preserve">Lịch sử nghỉ và số phép đã dùng / còn lại sẽ hiển thị.</w:t>
+        <w:t xml:space="preserve">Lịch của bạn (thời gian · loại · nội dung) sẽ hiển thị.</w:t>
       </w:r>
     </w:p>
     <w:p>
@@ -2378,7 +3999,7 @@
         <w:pStyle w:val="Heading3"/>
       </w:pPr>
       <w:r>
-        <w:t xml:space="preserve">Đăng ký nghỉ phép (cần quyền chỉnh sửa)</w:t>
+        <w:t xml:space="preserve">Đăng ký lịch</w:t>
       </w:r>
     </w:p>
     <w:p>
@@ -2391,7 +4012,7 @@
         <w:spacing w:after="60"/>
       </w:pPr>
       <w:r>
-        <w:t xml:space="preserve">Leave Entry → [+ Register Leave] (góc trên phải)</w:t>
+        <w:t xml:space="preserve">My Schedule → [+ Add Schedule] (góc trên phải)</w:t>
       </w:r>
     </w:p>
     <w:p>
@@ -2404,7 +4025,7 @@
         <w:spacing w:after="60"/>
       </w:pPr>
       <w:r>
-        <w:t xml:space="preserve">Nhập nhân viên / loại / ngày bắt đầu–kết thúc / nửa ngày / trạng thái / lý do</w:t>
+        <w:t xml:space="preserve">Nhập thành viên (bạn) / loại / ngày bắt đầu–kết thúc / nội dung</w:t>
       </w:r>
     </w:p>
     <w:p>
@@ -2417,20 +4038,7 @@
         <w:spacing w:after="60"/>
       </w:pPr>
       <w:r>
-        <w:t xml:space="preserve">Xem số ngày dự kiến → có cảnh báo ⚠️ nếu vượt số phép còn lại → Register</w:t>
-      </w:r>
-    </w:p>
-    <w:p>
-      <w:pPr>
-        <w:spacing w:after="120"/>
-      </w:pPr>
-      <w:r>
-        <w:rPr>
-          <w:color w:val="475569"/>
-          <w:sz w:val="20"/>
-          <w:szCs w:val="20"/>
-        </w:rPr>
-        <w:t xml:space="preserve">Các loại nghỉ: Annual (phép năm) · Half-day (nửa ngày, 0.5) · Sick (nghỉ ốm) · Unpaid (không lương) · Business Trip (công tác) · Public Holiday (ngày lễ) · Other</w:t>
+        <w:t xml:space="preserve">Bấm [Add Schedule] → chia sẻ ngay với cả nhóm</w:t>
       </w:r>
     </w:p>
     <w:p>
@@ -2443,7 +4051,7 @@
         <w:spacing w:after="60"/>
       </w:pPr>
       <w:r>
-        <w:t xml:space="preserve">Xuất ra Excel: nút Export (CSV) ở màn hình Employees hoặc Leave Entry → mở bằng Excel.</w:t>
+        <w:t xml:space="preserve">Xem lịch cả nhóm: mở Calendar — lọc theo nhóm, người hoặc loại.</w:t>
       </w:r>
     </w:p>
     <w:p>
@@ -2456,7 +4064,20 @@
         <w:spacing w:after="60"/>
       </w:pPr>
       <w:r>
-        <w:t xml:space="preserve">In lịch: nút Print (góc trên phải màn hình Calendar) → chỉ in phần lịch.</w:t>
+        <w:t xml:space="preserve">Xuất ra Excel: nút Export (CSV) ở Members hoặc My Schedule.</w:t>
+      </w:r>
+    </w:p>
+    <w:p>
+      <w:pPr>
+        <w:pStyle w:val="ListParagraph"/>
+        <w:numPr>
+          <w:ilvl w:val="0"/>
+          <w:numId w:val="2"/>
+        </w:numPr>
+        <w:spacing w:after="60"/>
+      </w:pPr>
+      <w:r>
+        <w:t xml:space="preserve">In lịch: nút Print (góc trên phải Calendar) → chỉ in phần lịch.</w:t>
       </w:r>
     </w:p>
     <w:p>
@@ -2464,21 +4085,7 @@
         <w:pStyle w:val="Heading2"/>
       </w:pPr>
       <w:r>
-        <w:t xml:space="preserve">5. Công thức phép còn lại</w:t>
-      </w:r>
-    </w:p>
-    <w:p>
-      <w:pPr>
-        <w:shd w:fill="F1F5F9" w:val="clear"/>
-        <w:spacing w:after="120" w:before="80"/>
-      </w:pPr>
-      <w:r>
-        <w:rPr>
-          <w:rFonts w:ascii="Consolas" w:cs="Consolas" w:eastAsia="Consolas" w:hAnsi="Consolas"/>
-          <w:sz w:val="20"/>
-          <w:szCs w:val="20"/>
-        </w:rPr>
-        <w:t xml:space="preserve">Còn lại = Phép được cấp + Chuyển từ năm trước − (Đã dùng trước đó + phép đã duyệt nhập trong app)</w:t>
+        <w:t xml:space="preserve">6. Dành cho Quản trị</w:t>
       </w:r>
     </w:p>
     <w:p>
@@ -2491,7 +4098,7 @@
         <w:spacing w:after="60"/>
       </w:pPr>
       <w:r>
-        <w:t xml:space="preserve">Nửa ngày = 0.5, cuối tuần &amp; ngày lễ tự động loại trừ (theo cài đặt)</w:t>
+        <w:t xml:space="preserve">Khóa chỉnh sửa: Đặt PIN trong Settings; muốn sửa phải bấm [Unlock] (góc dưới trái). PIN trống = ai cũng sửa được.</w:t>
       </w:r>
     </w:p>
     <w:p>
@@ -2504,7 +4111,33 @@
         <w:spacing w:after="60"/>
       </w:pPr>
       <w:r>
-        <w:t xml:space="preserve">Nghỉ ốm / công tác / ngày lễ mặc định KHÔNG trừ phép năm</w:t>
+        <w:t xml:space="preserve">Thêm/sửa thành viên: Members → [+ Add Employee] (tên, nhóm, chức vụ, ngày vào).</w:t>
+      </w:r>
+    </w:p>
+    <w:p>
+      <w:pPr>
+        <w:pStyle w:val="ListParagraph"/>
+        <w:numPr>
+          <w:ilvl w:val="0"/>
+          <w:numId w:val="2"/>
+        </w:numPr>
+        <w:spacing w:after="60"/>
+      </w:pPr>
+      <w:r>
+        <w:t xml:space="preserve">Nhóm: Settings → thêm/xóa nhóm, quản lý.</w:t>
+      </w:r>
+    </w:p>
+    <w:p>
+      <w:pPr>
+        <w:pStyle w:val="ListParagraph"/>
+        <w:numPr>
+          <w:ilvl w:val="0"/>
+          <w:numId w:val="2"/>
+        </w:numPr>
+        <w:spacing w:after="60"/>
+      </w:pPr>
+      <w:r>
+        <w:t xml:space="preserve">Ngày lễ: Settings → thêm ngày lễ theo quốc gia (hiển thị trên lịch).</w:t>
       </w:r>
     </w:p>
     <w:p>
@@ -2512,7 +4145,7 @@
         <w:pStyle w:val="Heading2"/>
       </w:pPr>
       <w:r>
-        <w:t xml:space="preserve">6. Dành cho Quản trị (HR)</w:t>
+        <w:t xml:space="preserve">7. Câu hỏi thường gặp</w:t>
       </w:r>
     </w:p>
     <w:p>
@@ -2525,7 +4158,7 @@
         <w:spacing w:after="60"/>
       </w:pPr>
       <w:r>
-        <w:t xml:space="preserve">Khóa chỉnh sửa: Đặt PIN trong Settings. Sau đó muốn sửa phải bấm [Unlock] (góc dưới trái) và nhập PIN. PIN trống = ai cũng sửa được.</w:t>
+        <w:t xml:space="preserve">Mọi người có xem cùng dữ liệu không? → Có — theo thời gian thực.</w:t>
       </w:r>
     </w:p>
     <w:p>
@@ -2538,7 +4171,7 @@
         <w:spacing w:after="60"/>
       </w:pPr>
       <w:r>
-        <w:t xml:space="preserve">Thêm/sửa nhân viên: Employees → [+ Add Employee]. Nhập số ngày đã nghỉ nửa đầu năm vào ô 'Already Used (before system)' để số phép chính xác.</w:t>
+        <w:t xml:space="preserve">Không có nút Lưu. → Thay đổi được lưu tự động.</w:t>
       </w:r>
     </w:p>
     <w:p>
@@ -2551,83 +4184,9 @@
         <w:spacing w:after="60"/>
       </w:pPr>
       <w:r>
-        <w:t xml:space="preserve">Nhóm: Settings → thêm/xóa nhóm, quản lý, ngưỡng cảnh báo.</w:t>
-      </w:r>
-    </w:p>
-    <w:p>
-      <w:pPr>
-        <w:pStyle w:val="ListParagraph"/>
-        <w:numPr>
-          <w:ilvl w:val="0"/>
-          <w:numId w:val="2"/>
-        </w:numPr>
-        <w:spacing w:after="60"/>
-      </w:pPr>
-      <w:r>
-        <w:t xml:space="preserve">Ngày lễ: Settings → thêm ngày lễ theo quốc gia.</w:t>
-      </w:r>
-    </w:p>
-    <w:p>
-      <w:pPr>
-        <w:pStyle w:val="ListParagraph"/>
-        <w:numPr>
-          <w:ilvl w:val="0"/>
-          <w:numId w:val="2"/>
-        </w:numPr>
-        <w:spacing w:after="60"/>
-      </w:pPr>
-      <w:r>
-        <w:t xml:space="preserve">Chuyển phép cuối năm: Settings → chuyển phép còn lại sang năm sau và reset dữ liệu năm đó. Không thể hoàn tác — hãy Export sao lưu trước.</w:t>
-      </w:r>
-    </w:p>
-    <w:p>
-      <w:pPr>
-        <w:pStyle w:val="Heading2"/>
-      </w:pPr>
-      <w:r>
-        <w:t xml:space="preserve">7. Câu hỏi thường gặp</w:t>
-      </w:r>
-    </w:p>
-    <w:p>
-      <w:pPr>
-        <w:pStyle w:val="ListParagraph"/>
-        <w:numPr>
-          <w:ilvl w:val="0"/>
-          <w:numId w:val="2"/>
-        </w:numPr>
-        <w:spacing w:after="60"/>
-      </w:pPr>
-      <w:r>
-        <w:t xml:space="preserve">Mọi người có xem cùng dữ liệu không? → Có, chia sẻ theo thời gian thực.</w:t>
-      </w:r>
-    </w:p>
-    <w:p>
-      <w:pPr>
-        <w:pStyle w:val="ListParagraph"/>
-        <w:numPr>
-          <w:ilvl w:val="0"/>
-          <w:numId w:val="2"/>
-        </w:numPr>
-        <w:spacing w:after="60"/>
-      </w:pPr>
-      <w:r>
-        <w:t xml:space="preserve">Không có nút Lưu. → Thay đổi được lưu tự động.</w:t>
-      </w:r>
-    </w:p>
-    <w:p>
-      <w:pPr>
-        <w:pStyle w:val="ListParagraph"/>
-        <w:numPr>
-          <w:ilvl w:val="0"/>
-          <w:numId w:val="2"/>
-        </w:numPr>
-        <w:spacing w:after="60"/>
-      </w:pPr>
-      <w:r>
         <w:t xml:space="preserve">Tôi không thấy nút chỉnh sửa. → Đang bị khóa. Bấm [Unlock] (góc dưới trái) và nhập PIN.</w:t>
       </w:r>
     </w:p>
-    <w:p/>
     <w:p>
       <w:pPr>
         <w:spacing w:before="300"/>

--- a/docs/USER_GUIDE.docx
+++ b/docs/USER_GUIDE.docx
@@ -15,7 +15,7 @@
           <w:sz w:val="56"/>
           <w:szCs w:val="56"/>
         </w:rPr>
-        <w:t xml:space="preserve">일정 공유 플랫폼</w:t>
+        <w:t xml:space="preserve">OMH Planner</w:t>
       </w:r>
     </w:p>
     <w:p>
@@ -30,7 +30,7 @@
           <w:sz w:val="30"/>
           <w:szCs w:val="30"/>
         </w:rPr>
-        <w:t xml:space="preserve">사용 설명서 · User Guide · Hướng dẫn sử dụng</w:t>
+        <w:t xml:space="preserve">팀 일정 공유 · 사용 설명서 · User Guide · Hướng dẫn sử dụng</w:t>
       </w:r>
     </w:p>
     <w:p>
@@ -38,7 +38,7 @@
         <w:spacing w:after="400"/>
         <w:jc w:val="center"/>
       </w:pPr>
-      <w:hyperlink w:history="1" r:id="rIdxkmbx_xjwf9xigvfpoclw">
+      <w:hyperlink w:history="1" r:id="rIdbo3ue49p1drkhsbdgqbed">
         <w:r>
           <w:rPr>
             <w:rStyle w:val="Hyperlink"/>

--- a/docs/USER_GUIDE.docx
+++ b/docs/USER_GUIDE.docx
@@ -38,7 +38,7 @@
         <w:spacing w:after="400"/>
         <w:jc w:val="center"/>
       </w:pPr>
-      <w:hyperlink w:history="1" r:id="rIdbo3ue49p1drkhsbdgqbed">
+      <w:hyperlink w:history="1" r:id="rIdn4-isckmj-xufa7t-faae">
         <w:r>
           <w:rPr>
             <w:rStyle w:val="Hyperlink"/>
@@ -963,7 +963,7 @@
                 <w:sz w:val="20"/>
                 <w:szCs w:val="20"/>
               </w:rPr>
-              <w:t xml:space="preserve">월간 달력. 팀·구성원·유형 필터, 색상 구분. [인쇄] 버튼</w:t>
+              <w:t xml:space="preserve">월간 달력 — 날짜 클릭으로 등록, 일정 클릭으로 수정/삭제. 필터·인쇄·내보내기</w:t>
             </w:r>
           </w:p>
         </w:tc>
@@ -1057,7 +1057,7 @@
                 <w:sz w:val="20"/>
                 <w:szCs w:val="20"/>
               </w:rPr>
-              <w:t xml:space="preserve">내 일정</w:t>
+              <w:t xml:space="preserve">팀 현황</w:t>
             </w:r>
           </w:p>
         </w:tc>
@@ -1087,7 +1087,7 @@
                 <w:sz w:val="20"/>
                 <w:szCs w:val="20"/>
               </w:rPr>
-              <w:t xml:space="preserve">일정 등록/수정, 구성원별 일정 이력</w:t>
+              <w:t xml:space="preserve">팀별 인원·이번 주 일정·예정 일정</w:t>
             </w:r>
           </w:p>
         </w:tc>
@@ -1119,7 +1119,7 @@
                 <w:sz w:val="20"/>
                 <w:szCs w:val="20"/>
               </w:rPr>
-              <w:t xml:space="preserve">팀 현황</w:t>
+              <w:t xml:space="preserve">설정</w:t>
             </w:r>
           </w:p>
         </w:tc>
@@ -1149,68 +1149,6 @@
                 <w:sz w:val="20"/>
                 <w:szCs w:val="20"/>
               </w:rPr>
-              <w:t xml:space="preserve">팀별 인원·이번 주 일정·예정 일정</w:t>
-            </w:r>
-          </w:p>
-        </w:tc>
-      </w:tr>
-      <w:tr>
-        <w:tc>
-          <w:tcPr>
-            <w:tcW w:type="dxa" w:w="2600"/>
-            <w:tcBorders>
-              <w:top w:val="single" w:color="CBD5E1" w:sz="1"/>
-              <w:left w:val="single" w:color="CBD5E1" w:sz="1"/>
-              <w:bottom w:val="single" w:color="CBD5E1" w:sz="1"/>
-              <w:right w:val="single" w:color="CBD5E1" w:sz="1"/>
-            </w:tcBorders>
-            <w:shd w:fill="FFFFFF" w:val="clear"/>
-            <w:tcMar>
-              <w:top w:type="dxa" w:w="60"/>
-              <w:left w:type="dxa" w:w="120"/>
-              <w:bottom w:type="dxa" w:w="60"/>
-              <w:right w:type="dxa" w:w="120"/>
-            </w:tcMar>
-          </w:tcPr>
-          <w:p>
-            <w:r>
-              <w:rPr>
-                <w:b w:val="false"/>
-                <w:bCs w:val="false"/>
-                <w:color w:val="0F172A"/>
-                <w:sz w:val="20"/>
-                <w:szCs w:val="20"/>
-              </w:rPr>
-              <w:t xml:space="preserve">설정</w:t>
-            </w:r>
-          </w:p>
-        </w:tc>
-        <w:tc>
-          <w:tcPr>
-            <w:tcW w:type="dxa" w:w="6760"/>
-            <w:tcBorders>
-              <w:top w:val="single" w:color="CBD5E1" w:sz="1"/>
-              <w:left w:val="single" w:color="CBD5E1" w:sz="1"/>
-              <w:bottom w:val="single" w:color="CBD5E1" w:sz="1"/>
-              <w:right w:val="single" w:color="CBD5E1" w:sz="1"/>
-            </w:tcBorders>
-            <w:shd w:fill="FFFFFF" w:val="clear"/>
-            <w:tcMar>
-              <w:top w:type="dxa" w:w="60"/>
-              <w:left w:type="dxa" w:w="120"/>
-              <w:bottom w:type="dxa" w:w="60"/>
-              <w:right w:type="dxa" w:w="120"/>
-            </w:tcMar>
-          </w:tcPr>
-          <w:p>
-            <w:r>
-              <w:rPr>
-                <w:b w:val="false"/>
-                <w:bCs w:val="false"/>
-                <w:color w:val="0F172A"/>
-                <w:sz w:val="20"/>
-                <w:szCs w:val="20"/>
-              </w:rPr>
               <w:t xml:space="preserve">(관리자) 팀 관리, 공휴일, 편집 잠금 PIN</w:t>
             </w:r>
           </w:p>
@@ -1222,7 +1160,7 @@
         <w:pStyle w:val="Heading2"/>
       </w:pPr>
       <w:r>
-        <w:t xml:space="preserve">5. 자주 하는 일</w:t>
+        <w:t xml:space="preserve">5. 자주 하는 일 (전부 캘린더에서)</w:t>
       </w:r>
     </w:p>
     <w:p>
@@ -1230,7 +1168,7 @@
         <w:pStyle w:val="Heading3"/>
       </w:pPr>
       <w:r>
-        <w:t xml:space="preserve">내 일정 확인하기</w:t>
+        <w:t xml:space="preserve">일정 등록하기</w:t>
       </w:r>
     </w:p>
     <w:p>
@@ -1243,7 +1181,7 @@
         <w:spacing w:after="60"/>
       </w:pPr>
       <w:r>
-        <w:t xml:space="preserve">[내 일정] 메뉴 → 상단 [구성원 선택]에서 본인 이름 선택</w:t>
+        <w:t xml:space="preserve">[캘린더]에서 원하는 날짜 칸을 클릭 (또는 우측 상단 [+ 일정 등록])</w:t>
       </w:r>
     </w:p>
     <w:p>
@@ -1256,15 +1194,7 @@
         <w:spacing w:after="60"/>
       </w:pPr>
       <w:r>
-        <w:t xml:space="preserve">내 일정 이력(기간·유형·내용)이 표시됩니다.</w:t>
-      </w:r>
-    </w:p>
-    <w:p>
-      <w:pPr>
-        <w:pStyle w:val="Heading3"/>
-      </w:pPr>
-      <w:r>
-        <w:t xml:space="preserve">일정 등록하기</w:t>
+        <w:t xml:space="preserve">구성원(본인) / 유형 / 기간 / 내용 입력 → [일정 등록]</w:t>
       </w:r>
     </w:p>
     <w:p>
@@ -1277,33 +1207,7 @@
         <w:spacing w:after="60"/>
       </w:pPr>
       <w:r>
-        <w:t xml:space="preserve">[내 일정] → 우측 상단 [+ 일정 등록]</w:t>
-      </w:r>
-    </w:p>
-    <w:p>
-      <w:pPr>
-        <w:pStyle w:val="ListParagraph"/>
-        <w:numPr>
-          <w:ilvl w:val="0"/>
-          <w:numId w:val="3"/>
-        </w:numPr>
-        <w:spacing w:after="60"/>
-      </w:pPr>
-      <w:r>
-        <w:t xml:space="preserve">구성원(본인) / 유형 / 시작일·종료일 / 내용 입력</w:t>
-      </w:r>
-    </w:p>
-    <w:p>
-      <w:pPr>
-        <w:pStyle w:val="ListParagraph"/>
-        <w:numPr>
-          <w:ilvl w:val="0"/>
-          <w:numId w:val="3"/>
-        </w:numPr>
-        <w:spacing w:after="60"/>
-      </w:pPr>
-      <w:r>
-        <w:t xml:space="preserve">[일정 등록] 클릭 → 즉시 모두에게 공유됨</w:t>
+        <w:t xml:space="preserve">즉시 모두에게 공유됩니다.</w:t>
       </w:r>
     </w:p>
     <w:p>
@@ -1316,7 +1220,7 @@
         <w:spacing w:after="60"/>
       </w:pPr>
       <w:r>
-        <w:t xml:space="preserve">전체 일정 보기: [캘린더]에서 누가 언제 무엇을 하는지 한눈에. 필터로 팀/사람/유형별 보기.</w:t>
+        <w:t xml:space="preserve">일정 수정/삭제: 달력의 일정(색깔 막대)을 클릭 → 수정 또는 삭제.</w:t>
       </w:r>
     </w:p>
     <w:p>
@@ -1329,7 +1233,20 @@
         <w:spacing w:after="60"/>
       </w:pPr>
       <w:r>
-        <w:t xml:space="preserve">엑셀로 내보내기: 구성원 또는 내 일정 화면의 [내보내기(CSV)] 버튼.</w:t>
+        <w:t xml:space="preserve">내 일정만 보기: 캘린더 상단 [구성원 필터]에서 본인 이름 선택.</w:t>
+      </w:r>
+    </w:p>
+    <w:p>
+      <w:pPr>
+        <w:pStyle w:val="ListParagraph"/>
+        <w:numPr>
+          <w:ilvl w:val="0"/>
+          <w:numId w:val="2"/>
+        </w:numPr>
+        <w:spacing w:after="60"/>
+      </w:pPr>
+      <w:r>
+        <w:t xml:space="preserve">엑셀로 내보내기: 캘린더 우측 상단 [내보내기(CSV)] → 표시 중인 달 다운로드.</w:t>
       </w:r>
     </w:p>
     <w:p>
@@ -2322,7 +2239,7 @@
                 <w:sz w:val="20"/>
                 <w:szCs w:val="20"/>
               </w:rPr>
-              <w:t xml:space="preserve">Monthly calendar. Filter by team/member/category, color-coded. Print button</w:t>
+              <w:t xml:space="preserve">Monthly calendar — click a day to add, click an entry to edit/delete. Filters, print &amp; export</w:t>
             </w:r>
           </w:p>
         </w:tc>
@@ -2416,7 +2333,7 @@
                 <w:sz w:val="20"/>
                 <w:szCs w:val="20"/>
               </w:rPr>
-              <w:t xml:space="preserve">My Schedule</w:t>
+              <w:t xml:space="preserve">Teams</w:t>
             </w:r>
           </w:p>
         </w:tc>
@@ -2446,7 +2363,7 @@
                 <w:sz w:val="20"/>
                 <w:szCs w:val="20"/>
               </w:rPr>
-              <w:t xml:space="preserve">Add/edit entries, view a member's history</w:t>
+              <w:t xml:space="preserve">Headcount, this week's entries, upcoming per team</w:t>
             </w:r>
           </w:p>
         </w:tc>
@@ -2478,7 +2395,7 @@
                 <w:sz w:val="20"/>
                 <w:szCs w:val="20"/>
               </w:rPr>
-              <w:t xml:space="preserve">Teams</w:t>
+              <w:t xml:space="preserve">Settings</w:t>
             </w:r>
           </w:p>
         </w:tc>
@@ -2508,68 +2425,6 @@
                 <w:sz w:val="20"/>
                 <w:szCs w:val="20"/>
               </w:rPr>
-              <w:t xml:space="preserve">Headcount, this week's entries, upcoming per team</w:t>
-            </w:r>
-          </w:p>
-        </w:tc>
-      </w:tr>
-      <w:tr>
-        <w:tc>
-          <w:tcPr>
-            <w:tcW w:type="dxa" w:w="2600"/>
-            <w:tcBorders>
-              <w:top w:val="single" w:color="CBD5E1" w:sz="1"/>
-              <w:left w:val="single" w:color="CBD5E1" w:sz="1"/>
-              <w:bottom w:val="single" w:color="CBD5E1" w:sz="1"/>
-              <w:right w:val="single" w:color="CBD5E1" w:sz="1"/>
-            </w:tcBorders>
-            <w:shd w:fill="FFFFFF" w:val="clear"/>
-            <w:tcMar>
-              <w:top w:type="dxa" w:w="60"/>
-              <w:left w:type="dxa" w:w="120"/>
-              <w:bottom w:type="dxa" w:w="60"/>
-              <w:right w:type="dxa" w:w="120"/>
-            </w:tcMar>
-          </w:tcPr>
-          <w:p>
-            <w:r>
-              <w:rPr>
-                <w:b w:val="false"/>
-                <w:bCs w:val="false"/>
-                <w:color w:val="0F172A"/>
-                <w:sz w:val="20"/>
-                <w:szCs w:val="20"/>
-              </w:rPr>
-              <w:t xml:space="preserve">Settings</w:t>
-            </w:r>
-          </w:p>
-        </w:tc>
-        <w:tc>
-          <w:tcPr>
-            <w:tcW w:type="dxa" w:w="6760"/>
-            <w:tcBorders>
-              <w:top w:val="single" w:color="CBD5E1" w:sz="1"/>
-              <w:left w:val="single" w:color="CBD5E1" w:sz="1"/>
-              <w:bottom w:val="single" w:color="CBD5E1" w:sz="1"/>
-              <w:right w:val="single" w:color="CBD5E1" w:sz="1"/>
-            </w:tcBorders>
-            <w:shd w:fill="FFFFFF" w:val="clear"/>
-            <w:tcMar>
-              <w:top w:type="dxa" w:w="60"/>
-              <w:left w:type="dxa" w:w="120"/>
-              <w:bottom w:type="dxa" w:w="60"/>
-              <w:right w:type="dxa" w:w="120"/>
-            </w:tcMar>
-          </w:tcPr>
-          <w:p>
-            <w:r>
-              <w:rPr>
-                <w:b w:val="false"/>
-                <w:bCs w:val="false"/>
-                <w:color w:val="0F172A"/>
-                <w:sz w:val="20"/>
-                <w:szCs w:val="20"/>
-              </w:rPr>
               <w:t xml:space="preserve">(Admin) teams, holidays, edit-lock PIN</w:t>
             </w:r>
           </w:p>
@@ -2581,7 +2436,7 @@
         <w:pStyle w:val="Heading2"/>
       </w:pPr>
       <w:r>
-        <w:t xml:space="preserve">5. Common tasks</w:t>
+        <w:t xml:space="preserve">5. Common tasks (all in the Calendar)</w:t>
       </w:r>
     </w:p>
     <w:p>
@@ -2589,7 +2444,7 @@
         <w:pStyle w:val="Heading3"/>
       </w:pPr>
       <w:r>
-        <w:t xml:space="preserve">Check my schedule</w:t>
+        <w:t xml:space="preserve">Add a schedule entry</w:t>
       </w:r>
     </w:p>
     <w:p>
@@ -2602,7 +2457,7 @@
         <w:spacing w:after="60"/>
       </w:pPr>
       <w:r>
-        <w:t xml:space="preserve">My Schedule → pick your name in the member filter at the top.</w:t>
+        <w:t xml:space="preserve">On the Calendar, click the day you want (or [+ Add Schedule], top right)</w:t>
       </w:r>
     </w:p>
     <w:p>
@@ -2615,15 +2470,7 @@
         <w:spacing w:after="60"/>
       </w:pPr>
       <w:r>
-        <w:t xml:space="preserve">Your entries (period · category · details) appear.</w:t>
-      </w:r>
-    </w:p>
-    <w:p>
-      <w:pPr>
-        <w:pStyle w:val="Heading3"/>
-      </w:pPr>
-      <w:r>
-        <w:t xml:space="preserve">Add a schedule entry</w:t>
+        <w:t xml:space="preserve">Fill in member (you) / category / dates / details → [Add Schedule]</w:t>
       </w:r>
     </w:p>
     <w:p>
@@ -2636,33 +2483,7 @@
         <w:spacing w:after="60"/>
       </w:pPr>
       <w:r>
-        <w:t xml:space="preserve">My Schedule → [+ Add Schedule] (top right)</w:t>
-      </w:r>
-    </w:p>
-    <w:p>
-      <w:pPr>
-        <w:pStyle w:val="ListParagraph"/>
-        <w:numPr>
-          <w:ilvl w:val="0"/>
-          <w:numId w:val="3"/>
-        </w:numPr>
-        <w:spacing w:after="60"/>
-      </w:pPr>
-      <w:r>
-        <w:t xml:space="preserve">Fill in member (you) / category / start–end dates / details</w:t>
-      </w:r>
-    </w:p>
-    <w:p>
-      <w:pPr>
-        <w:pStyle w:val="ListParagraph"/>
-        <w:numPr>
-          <w:ilvl w:val="0"/>
-          <w:numId w:val="3"/>
-        </w:numPr>
-        <w:spacing w:after="60"/>
-      </w:pPr>
-      <w:r>
-        <w:t xml:space="preserve">Click [Add Schedule] → shared with everyone instantly</w:t>
+        <w:t xml:space="preserve">Shared with everyone instantly.</w:t>
       </w:r>
     </w:p>
     <w:p>
@@ -2675,7 +2496,7 @@
         <w:spacing w:after="60"/>
       </w:pPr>
       <w:r>
-        <w:t xml:space="preserve">See everyone's schedule: open Calendar — filter by team, person, or category.</w:t>
+        <w:t xml:space="preserve">Edit / delete: click the colored entry on the calendar → edit or delete.</w:t>
       </w:r>
     </w:p>
     <w:p>
@@ -2688,7 +2509,20 @@
         <w:spacing w:after="60"/>
       </w:pPr>
       <w:r>
-        <w:t xml:space="preserve">Export to Excel: Export (CSV) button on Members or My Schedule.</w:t>
+        <w:t xml:space="preserve">See only my schedule: pick your name in the member filter above the calendar.</w:t>
+      </w:r>
+    </w:p>
+    <w:p>
+      <w:pPr>
+        <w:pStyle w:val="ListParagraph"/>
+        <w:numPr>
+          <w:ilvl w:val="0"/>
+          <w:numId w:val="2"/>
+        </w:numPr>
+        <w:spacing w:after="60"/>
+      </w:pPr>
+      <w:r>
+        <w:t xml:space="preserve">Export to Excel: Export (CSV) (top-right of Calendar) → downloads the displayed month.</w:t>
       </w:r>
     </w:p>
     <w:p>
@@ -3698,7 +3532,7 @@
                 <w:sz w:val="20"/>
                 <w:szCs w:val="20"/>
               </w:rPr>
-              <w:t xml:space="preserve">Lịch tháng. Lọc theo nhóm/thành viên/loại, có màu. Nút Print</w:t>
+              <w:t xml:space="preserve">Lịch tháng — bấm vào ngày để thêm, bấm vào lịch để sửa/xóa. Lọc, in &amp; xuất file</w:t>
             </w:r>
           </w:p>
         </w:tc>
@@ -3792,7 +3626,7 @@
                 <w:sz w:val="20"/>
                 <w:szCs w:val="20"/>
               </w:rPr>
-              <w:t xml:space="preserve">My Schedule</w:t>
+              <w:t xml:space="preserve">Teams</w:t>
             </w:r>
           </w:p>
         </w:tc>
@@ -3822,7 +3656,7 @@
                 <w:sz w:val="20"/>
                 <w:szCs w:val="20"/>
               </w:rPr>
-              <w:t xml:space="preserve">Thêm/sửa lịch, xem lịch của từng người</w:t>
+              <w:t xml:space="preserve">Số người, lịch tuần này, lịch sắp tới theo nhóm</w:t>
             </w:r>
           </w:p>
         </w:tc>
@@ -3854,7 +3688,7 @@
                 <w:sz w:val="20"/>
                 <w:szCs w:val="20"/>
               </w:rPr>
-              <w:t xml:space="preserve">Teams</w:t>
+              <w:t xml:space="preserve">Settings</w:t>
             </w:r>
           </w:p>
         </w:tc>
@@ -3884,68 +3718,6 @@
                 <w:sz w:val="20"/>
                 <w:szCs w:val="20"/>
               </w:rPr>
-              <w:t xml:space="preserve">Số người, lịch tuần này, lịch sắp tới theo nhóm</w:t>
-            </w:r>
-          </w:p>
-        </w:tc>
-      </w:tr>
-      <w:tr>
-        <w:tc>
-          <w:tcPr>
-            <w:tcW w:type="dxa" w:w="2600"/>
-            <w:tcBorders>
-              <w:top w:val="single" w:color="CBD5E1" w:sz="1"/>
-              <w:left w:val="single" w:color="CBD5E1" w:sz="1"/>
-              <w:bottom w:val="single" w:color="CBD5E1" w:sz="1"/>
-              <w:right w:val="single" w:color="CBD5E1" w:sz="1"/>
-            </w:tcBorders>
-            <w:shd w:fill="FFFFFF" w:val="clear"/>
-            <w:tcMar>
-              <w:top w:type="dxa" w:w="60"/>
-              <w:left w:type="dxa" w:w="120"/>
-              <w:bottom w:type="dxa" w:w="60"/>
-              <w:right w:type="dxa" w:w="120"/>
-            </w:tcMar>
-          </w:tcPr>
-          <w:p>
-            <w:r>
-              <w:rPr>
-                <w:b w:val="false"/>
-                <w:bCs w:val="false"/>
-                <w:color w:val="0F172A"/>
-                <w:sz w:val="20"/>
-                <w:szCs w:val="20"/>
-              </w:rPr>
-              <w:t xml:space="preserve">Settings</w:t>
-            </w:r>
-          </w:p>
-        </w:tc>
-        <w:tc>
-          <w:tcPr>
-            <w:tcW w:type="dxa" w:w="6760"/>
-            <w:tcBorders>
-              <w:top w:val="single" w:color="CBD5E1" w:sz="1"/>
-              <w:left w:val="single" w:color="CBD5E1" w:sz="1"/>
-              <w:bottom w:val="single" w:color="CBD5E1" w:sz="1"/>
-              <w:right w:val="single" w:color="CBD5E1" w:sz="1"/>
-            </w:tcBorders>
-            <w:shd w:fill="FFFFFF" w:val="clear"/>
-            <w:tcMar>
-              <w:top w:type="dxa" w:w="60"/>
-              <w:left w:type="dxa" w:w="120"/>
-              <w:bottom w:type="dxa" w:w="60"/>
-              <w:right w:type="dxa" w:w="120"/>
-            </w:tcMar>
-          </w:tcPr>
-          <w:p>
-            <w:r>
-              <w:rPr>
-                <w:b w:val="false"/>
-                <w:bCs w:val="false"/>
-                <w:color w:val="0F172A"/>
-                <w:sz w:val="20"/>
-                <w:szCs w:val="20"/>
-              </w:rPr>
               <w:t xml:space="preserve">(Quản trị) nhóm, ngày lễ, PIN khóa chỉnh sửa</w:t>
             </w:r>
           </w:p>
@@ -3957,7 +3729,7 @@
         <w:pStyle w:val="Heading2"/>
       </w:pPr>
       <w:r>
-        <w:t xml:space="preserve">5. Thao tác thường dùng</w:t>
+        <w:t xml:space="preserve">5. Thao tác thường dùng (tất cả trên Calendar)</w:t>
       </w:r>
     </w:p>
     <w:p>
@@ -3965,7 +3737,7 @@
         <w:pStyle w:val="Heading3"/>
       </w:pPr>
       <w:r>
-        <w:t xml:space="preserve">Xem lịch của tôi</w:t>
+        <w:t xml:space="preserve">Đăng ký lịch</w:t>
       </w:r>
     </w:p>
     <w:p>
@@ -3978,7 +3750,7 @@
         <w:spacing w:after="60"/>
       </w:pPr>
       <w:r>
-        <w:t xml:space="preserve">My Schedule → chọn tên bạn ở bộ lọc thành viên phía trên.</w:t>
+        <w:t xml:space="preserve">Trên Calendar, bấm vào ngày bạn muốn (hoặc [+ Add Schedule], góc trên phải)</w:t>
       </w:r>
     </w:p>
     <w:p>
@@ -3991,15 +3763,7 @@
         <w:spacing w:after="60"/>
       </w:pPr>
       <w:r>
-        <w:t xml:space="preserve">Lịch của bạn (thời gian · loại · nội dung) sẽ hiển thị.</w:t>
-      </w:r>
-    </w:p>
-    <w:p>
-      <w:pPr>
-        <w:pStyle w:val="Heading3"/>
-      </w:pPr>
-      <w:r>
-        <w:t xml:space="preserve">Đăng ký lịch</w:t>
+        <w:t xml:space="preserve">Nhập thành viên (bạn) / loại / thời gian / nội dung → [Add Schedule]</w:t>
       </w:r>
     </w:p>
     <w:p>
@@ -4012,33 +3776,7 @@
         <w:spacing w:after="60"/>
       </w:pPr>
       <w:r>
-        <w:t xml:space="preserve">My Schedule → [+ Add Schedule] (góc trên phải)</w:t>
-      </w:r>
-    </w:p>
-    <w:p>
-      <w:pPr>
-        <w:pStyle w:val="ListParagraph"/>
-        <w:numPr>
-          <w:ilvl w:val="0"/>
-          <w:numId w:val="3"/>
-        </w:numPr>
-        <w:spacing w:after="60"/>
-      </w:pPr>
-      <w:r>
-        <w:t xml:space="preserve">Nhập thành viên (bạn) / loại / ngày bắt đầu–kết thúc / nội dung</w:t>
-      </w:r>
-    </w:p>
-    <w:p>
-      <w:pPr>
-        <w:pStyle w:val="ListParagraph"/>
-        <w:numPr>
-          <w:ilvl w:val="0"/>
-          <w:numId w:val="3"/>
-        </w:numPr>
-        <w:spacing w:after="60"/>
-      </w:pPr>
-      <w:r>
-        <w:t xml:space="preserve">Bấm [Add Schedule] → chia sẻ ngay với cả nhóm</w:t>
+        <w:t xml:space="preserve">Chia sẻ ngay với cả nhóm.</w:t>
       </w:r>
     </w:p>
     <w:p>
@@ -4051,7 +3789,7 @@
         <w:spacing w:after="60"/>
       </w:pPr>
       <w:r>
-        <w:t xml:space="preserve">Xem lịch cả nhóm: mở Calendar — lọc theo nhóm, người hoặc loại.</w:t>
+        <w:t xml:space="preserve">Sửa / xóa lịch: bấm vào ô lịch có màu trên Calendar → sửa hoặc xóa.</w:t>
       </w:r>
     </w:p>
     <w:p>
@@ -4064,7 +3802,20 @@
         <w:spacing w:after="60"/>
       </w:pPr>
       <w:r>
-        <w:t xml:space="preserve">Xuất ra Excel: nút Export (CSV) ở Members hoặc My Schedule.</w:t>
+        <w:t xml:space="preserve">Chỉ xem lịch của tôi: chọn tên bạn ở bộ lọc thành viên phía trên Calendar.</w:t>
+      </w:r>
+    </w:p>
+    <w:p>
+      <w:pPr>
+        <w:pStyle w:val="ListParagraph"/>
+        <w:numPr>
+          <w:ilvl w:val="0"/>
+          <w:numId w:val="2"/>
+        </w:numPr>
+        <w:spacing w:after="60"/>
+      </w:pPr>
+      <w:r>
+        <w:t xml:space="preserve">Xuất ra Excel: nút Export (CSV) (góc trên phải Calendar) → tải tháng đang xem.</w:t>
       </w:r>
     </w:p>
     <w:p>
